--- a/templates/plananual/EPT EMPRENDIMIENTO 1° A 5°/4° PCA - EPT EMPRENDIMIENTO .docx
+++ b/templates/plananual/EPT EMPRENDIMIENTO 1° A 5°/4° PCA - EPT EMPRENDIMIENTO .docx
@@ -7535,6 +7535,7 @@
                 <w:szCs w:val="20"/>
               </w:rPr>
             </w:pPr>
+            <w:bookmarkStart w:id="1" w:name="_Hlk227075175"/>
             <w:r>
               <w:rPr>
                 <w:rFonts w:ascii="Arial Nova Cond" w:hAnsi="Arial Nova Cond" w:cs="Times New Roman"/>
@@ -7811,7 +7812,6 @@
           <w:tcPr>
             <w:tcW w:w="875" w:type="dxa"/>
             <w:vMerge w:val="restart"/>
-            <w:shd w:val="clear" w:color="auto" w:fill="auto"/>
             <w:vAlign w:val="center"/>
           </w:tcPr>
           <w:p>
@@ -7922,7 +7922,6 @@
         <w:tc>
           <w:tcPr>
             <w:tcW w:w="6169" w:type="dxa"/>
-            <w:shd w:val="clear" w:color="auto" w:fill="auto"/>
             <w:vAlign w:val="center"/>
           </w:tcPr>
           <w:p>
@@ -7957,7 +7956,6 @@
         <w:tc>
           <w:tcPr>
             <w:tcW w:w="2015" w:type="dxa"/>
-            <w:shd w:val="clear" w:color="auto" w:fill="auto"/>
             <w:vAlign w:val="center"/>
           </w:tcPr>
           <w:p>
@@ -7996,7 +7994,7 @@
               <w:autoSpaceDE w:val="0"/>
               <w:autoSpaceDN w:val="0"/>
               <w:adjustRightInd w:val="0"/>
-              <w:jc w:val="center"/>
+              <w:jc w:val="both"/>
               <w:rPr>
                 <w:rFonts w:ascii="Arial Nova Cond" w:hAnsi="Arial Nova Cond" w:cs="Arial"/>
                 <w:color w:val="000000"/>
@@ -8020,7 +8018,6 @@
         <w:tc>
           <w:tcPr>
             <w:tcW w:w="1337" w:type="dxa"/>
-            <w:shd w:val="clear" w:color="auto" w:fill="auto"/>
             <w:vAlign w:val="center"/>
           </w:tcPr>
           <w:p>
@@ -8059,7 +8056,6 @@
           <w:tcPr>
             <w:tcW w:w="875" w:type="dxa"/>
             <w:vMerge/>
-            <w:shd w:val="clear" w:color="auto" w:fill="auto"/>
             <w:vAlign w:val="center"/>
           </w:tcPr>
           <w:p>
@@ -8151,7 +8147,6 @@
         <w:tc>
           <w:tcPr>
             <w:tcW w:w="6169" w:type="dxa"/>
-            <w:shd w:val="clear" w:color="auto" w:fill="auto"/>
             <w:vAlign w:val="center"/>
           </w:tcPr>
           <w:p>
@@ -8186,7 +8181,6 @@
         <w:tc>
           <w:tcPr>
             <w:tcW w:w="2015" w:type="dxa"/>
-            <w:shd w:val="clear" w:color="auto" w:fill="auto"/>
             <w:vAlign w:val="center"/>
           </w:tcPr>
           <w:p>
@@ -8225,7 +8219,7 @@
               <w:autoSpaceDE w:val="0"/>
               <w:autoSpaceDN w:val="0"/>
               <w:adjustRightInd w:val="0"/>
-              <w:jc w:val="center"/>
+              <w:jc w:val="both"/>
               <w:rPr>
                 <w:rFonts w:ascii="Arial Nova Cond" w:hAnsi="Arial Nova Cond" w:cs="Arial"/>
                 <w:color w:val="000000"/>
@@ -8249,7 +8243,6 @@
         <w:tc>
           <w:tcPr>
             <w:tcW w:w="1337" w:type="dxa"/>
-            <w:shd w:val="clear" w:color="auto" w:fill="auto"/>
             <w:vAlign w:val="center"/>
           </w:tcPr>
           <w:p>
@@ -8288,7 +8281,6 @@
           <w:tcPr>
             <w:tcW w:w="875" w:type="dxa"/>
             <w:vMerge/>
-            <w:shd w:val="clear" w:color="auto" w:fill="auto"/>
             <w:vAlign w:val="center"/>
           </w:tcPr>
           <w:p>
@@ -8380,7 +8372,6 @@
         <w:tc>
           <w:tcPr>
             <w:tcW w:w="6169" w:type="dxa"/>
-            <w:shd w:val="clear" w:color="auto" w:fill="auto"/>
             <w:vAlign w:val="center"/>
           </w:tcPr>
           <w:p>
@@ -8415,7 +8406,6 @@
         <w:tc>
           <w:tcPr>
             <w:tcW w:w="2015" w:type="dxa"/>
-            <w:shd w:val="clear" w:color="auto" w:fill="auto"/>
             <w:vAlign w:val="center"/>
           </w:tcPr>
           <w:p>
@@ -8454,7 +8444,7 @@
               <w:autoSpaceDE w:val="0"/>
               <w:autoSpaceDN w:val="0"/>
               <w:adjustRightInd w:val="0"/>
-              <w:jc w:val="center"/>
+              <w:jc w:val="both"/>
               <w:rPr>
                 <w:rFonts w:ascii="Arial Nova Cond" w:hAnsi="Arial Nova Cond" w:cs="Arial"/>
                 <w:color w:val="000000"/>
@@ -8478,7 +8468,6 @@
         <w:tc>
           <w:tcPr>
             <w:tcW w:w="1337" w:type="dxa"/>
-            <w:shd w:val="clear" w:color="auto" w:fill="auto"/>
             <w:vAlign w:val="center"/>
           </w:tcPr>
           <w:p>
@@ -8517,7 +8506,6 @@
           <w:tcPr>
             <w:tcW w:w="875" w:type="dxa"/>
             <w:vMerge w:val="restart"/>
-            <w:shd w:val="clear" w:color="auto" w:fill="auto"/>
             <w:vAlign w:val="center"/>
           </w:tcPr>
           <w:p>
@@ -8620,7 +8608,6 @@
         <w:tc>
           <w:tcPr>
             <w:tcW w:w="6169" w:type="dxa"/>
-            <w:shd w:val="clear" w:color="auto" w:fill="auto"/>
             <w:vAlign w:val="center"/>
           </w:tcPr>
           <w:p>
@@ -8656,7 +8643,6 @@
         <w:tc>
           <w:tcPr>
             <w:tcW w:w="2015" w:type="dxa"/>
-            <w:shd w:val="clear" w:color="auto" w:fill="auto"/>
             <w:vAlign w:val="center"/>
           </w:tcPr>
           <w:p>
@@ -8695,7 +8681,7 @@
               <w:autoSpaceDE w:val="0"/>
               <w:autoSpaceDN w:val="0"/>
               <w:adjustRightInd w:val="0"/>
-              <w:jc w:val="center"/>
+              <w:jc w:val="both"/>
               <w:rPr>
                 <w:rFonts w:ascii="Arial Nova Cond" w:hAnsi="Arial Nova Cond" w:cs="Arial"/>
                 <w:color w:val="000000"/>
@@ -8719,7 +8705,6 @@
         <w:tc>
           <w:tcPr>
             <w:tcW w:w="1337" w:type="dxa"/>
-            <w:shd w:val="clear" w:color="auto" w:fill="auto"/>
             <w:vAlign w:val="center"/>
           </w:tcPr>
           <w:p>
@@ -8758,7 +8743,6 @@
           <w:tcPr>
             <w:tcW w:w="875" w:type="dxa"/>
             <w:vMerge/>
-            <w:shd w:val="clear" w:color="auto" w:fill="auto"/>
             <w:vAlign w:val="center"/>
           </w:tcPr>
           <w:p>
@@ -8850,7 +8834,6 @@
         <w:tc>
           <w:tcPr>
             <w:tcW w:w="6169" w:type="dxa"/>
-            <w:shd w:val="clear" w:color="auto" w:fill="auto"/>
             <w:vAlign w:val="center"/>
           </w:tcPr>
           <w:p>
@@ -8886,7 +8869,6 @@
         <w:tc>
           <w:tcPr>
             <w:tcW w:w="2015" w:type="dxa"/>
-            <w:shd w:val="clear" w:color="auto" w:fill="auto"/>
             <w:vAlign w:val="center"/>
           </w:tcPr>
           <w:p>
@@ -8925,7 +8907,7 @@
               <w:autoSpaceDE w:val="0"/>
               <w:autoSpaceDN w:val="0"/>
               <w:adjustRightInd w:val="0"/>
-              <w:jc w:val="center"/>
+              <w:jc w:val="both"/>
               <w:rPr>
                 <w:rFonts w:ascii="Arial Nova Cond" w:hAnsi="Arial Nova Cond" w:cs="Arial"/>
                 <w:color w:val="000000"/>
@@ -8949,7 +8931,6 @@
         <w:tc>
           <w:tcPr>
             <w:tcW w:w="1337" w:type="dxa"/>
-            <w:shd w:val="clear" w:color="auto" w:fill="auto"/>
             <w:vAlign w:val="center"/>
           </w:tcPr>
           <w:p>
@@ -8988,7 +8969,6 @@
           <w:tcPr>
             <w:tcW w:w="875" w:type="dxa"/>
             <w:vMerge w:val="restart"/>
-            <w:shd w:val="clear" w:color="auto" w:fill="auto"/>
             <w:vAlign w:val="center"/>
           </w:tcPr>
           <w:p>
@@ -9092,7 +9072,6 @@
         <w:tc>
           <w:tcPr>
             <w:tcW w:w="6169" w:type="dxa"/>
-            <w:shd w:val="clear" w:color="auto" w:fill="auto"/>
             <w:vAlign w:val="center"/>
           </w:tcPr>
           <w:p>
@@ -9128,7 +9107,6 @@
         <w:tc>
           <w:tcPr>
             <w:tcW w:w="2015" w:type="dxa"/>
-            <w:shd w:val="clear" w:color="auto" w:fill="auto"/>
             <w:vAlign w:val="center"/>
           </w:tcPr>
           <w:p>
@@ -9167,7 +9145,7 @@
               <w:autoSpaceDE w:val="0"/>
               <w:autoSpaceDN w:val="0"/>
               <w:adjustRightInd w:val="0"/>
-              <w:jc w:val="center"/>
+              <w:jc w:val="both"/>
               <w:rPr>
                 <w:rFonts w:ascii="Arial Nova Cond" w:hAnsi="Arial Nova Cond" w:cs="Arial"/>
                 <w:color w:val="000000"/>
@@ -9191,7 +9169,6 @@
         <w:tc>
           <w:tcPr>
             <w:tcW w:w="1337" w:type="dxa"/>
-            <w:shd w:val="clear" w:color="auto" w:fill="auto"/>
             <w:vAlign w:val="center"/>
           </w:tcPr>
           <w:p>
@@ -9230,7 +9207,6 @@
           <w:tcPr>
             <w:tcW w:w="875" w:type="dxa"/>
             <w:vMerge/>
-            <w:shd w:val="clear" w:color="auto" w:fill="auto"/>
             <w:vAlign w:val="center"/>
           </w:tcPr>
           <w:p>
@@ -9322,7 +9298,6 @@
         <w:tc>
           <w:tcPr>
             <w:tcW w:w="6169" w:type="dxa"/>
-            <w:shd w:val="clear" w:color="auto" w:fill="auto"/>
             <w:vAlign w:val="center"/>
           </w:tcPr>
           <w:p>
@@ -9357,7 +9332,6 @@
         <w:tc>
           <w:tcPr>
             <w:tcW w:w="2015" w:type="dxa"/>
-            <w:shd w:val="clear" w:color="auto" w:fill="auto"/>
             <w:vAlign w:val="center"/>
           </w:tcPr>
           <w:p>
@@ -9396,7 +9370,7 @@
               <w:autoSpaceDE w:val="0"/>
               <w:autoSpaceDN w:val="0"/>
               <w:adjustRightInd w:val="0"/>
-              <w:jc w:val="center"/>
+              <w:jc w:val="both"/>
               <w:rPr>
                 <w:rFonts w:ascii="Arial Nova Cond" w:hAnsi="Arial Nova Cond" w:cs="Arial"/>
                 <w:color w:val="000000"/>
@@ -9420,7 +9394,6 @@
         <w:tc>
           <w:tcPr>
             <w:tcW w:w="1337" w:type="dxa"/>
-            <w:shd w:val="clear" w:color="auto" w:fill="auto"/>
             <w:vAlign w:val="center"/>
           </w:tcPr>
           <w:p>
@@ -9459,7 +9432,6 @@
           <w:tcPr>
             <w:tcW w:w="875" w:type="dxa"/>
             <w:vMerge w:val="restart"/>
-            <w:shd w:val="clear" w:color="auto" w:fill="auto"/>
             <w:vAlign w:val="center"/>
           </w:tcPr>
           <w:p>
@@ -9570,7 +9542,6 @@
         <w:tc>
           <w:tcPr>
             <w:tcW w:w="6169" w:type="dxa"/>
-            <w:shd w:val="clear" w:color="auto" w:fill="auto"/>
             <w:vAlign w:val="center"/>
           </w:tcPr>
           <w:p>
@@ -9605,7 +9576,6 @@
         <w:tc>
           <w:tcPr>
             <w:tcW w:w="2015" w:type="dxa"/>
-            <w:shd w:val="clear" w:color="auto" w:fill="auto"/>
             <w:vAlign w:val="center"/>
           </w:tcPr>
           <w:p>
@@ -9644,7 +9614,7 @@
               <w:autoSpaceDE w:val="0"/>
               <w:autoSpaceDN w:val="0"/>
               <w:adjustRightInd w:val="0"/>
-              <w:jc w:val="center"/>
+              <w:jc w:val="both"/>
               <w:rPr>
                 <w:rFonts w:ascii="Arial Nova Cond" w:hAnsi="Arial Nova Cond" w:cs="Arial"/>
                 <w:color w:val="000000"/>
@@ -9668,7 +9638,6 @@
         <w:tc>
           <w:tcPr>
             <w:tcW w:w="1337" w:type="dxa"/>
-            <w:shd w:val="clear" w:color="auto" w:fill="auto"/>
             <w:vAlign w:val="center"/>
           </w:tcPr>
           <w:p>
@@ -9707,7 +9676,6 @@
           <w:tcPr>
             <w:tcW w:w="875" w:type="dxa"/>
             <w:vMerge/>
-            <w:shd w:val="clear" w:color="auto" w:fill="auto"/>
             <w:vAlign w:val="center"/>
           </w:tcPr>
           <w:p>
@@ -9807,7 +9775,6 @@
         <w:tc>
           <w:tcPr>
             <w:tcW w:w="6169" w:type="dxa"/>
-            <w:shd w:val="clear" w:color="auto" w:fill="auto"/>
             <w:vAlign w:val="center"/>
           </w:tcPr>
           <w:p>
@@ -9843,7 +9810,6 @@
         <w:tc>
           <w:tcPr>
             <w:tcW w:w="2015" w:type="dxa"/>
-            <w:shd w:val="clear" w:color="auto" w:fill="auto"/>
             <w:vAlign w:val="center"/>
           </w:tcPr>
           <w:p>
@@ -9881,7 +9847,7 @@
               <w:autoSpaceDE w:val="0"/>
               <w:autoSpaceDN w:val="0"/>
               <w:adjustRightInd w:val="0"/>
-              <w:jc w:val="center"/>
+              <w:jc w:val="both"/>
               <w:rPr>
                 <w:rFonts w:ascii="Arial Nova Cond" w:hAnsi="Arial Nova Cond" w:cs="Arial"/>
                 <w:color w:val="000000"/>
@@ -9905,7 +9871,6 @@
         <w:tc>
           <w:tcPr>
             <w:tcW w:w="1337" w:type="dxa"/>
-            <w:shd w:val="clear" w:color="auto" w:fill="auto"/>
             <w:vAlign w:val="center"/>
           </w:tcPr>
           <w:p>
@@ -9935,6 +9900,7 @@
           </w:p>
         </w:tc>
       </w:tr>
+      <w:bookmarkEnd w:id="1"/>
     </w:tbl>
     <w:p>
       <w:pPr>
@@ -21744,7 +21710,7 @@
                 <w:bCs/>
               </w:rPr>
             </w:pPr>
-            <w:bookmarkStart w:id="1" w:name="_Hlk190773444"/>
+            <w:bookmarkStart w:id="2" w:name="_Hlk190773444"/>
           </w:p>
           <w:p>
             <w:pPr>
@@ -22144,7 +22110,7 @@
           </w:p>
         </w:tc>
       </w:tr>
-      <w:bookmarkEnd w:id="1"/>
+      <w:bookmarkEnd w:id="2"/>
     </w:tbl>
     <w:p>
       <w:pPr>

--- a/templates/plananual/EPT EMPRENDIMIENTO 1° A 5°/4° PCA - EPT EMPRENDIMIENTO .docx
+++ b/templates/plananual/EPT EMPRENDIMIENTO 1° A 5°/4° PCA - EPT EMPRENDIMIENTO .docx
@@ -1,6 +1,6 @@
 
 <file path=word/document.xml><?xml version="1.0" encoding="utf-8"?>
-<w:document xmlns:wpc="http://schemas.microsoft.com/office/word/2010/wordprocessingCanvas" xmlns:cx="http://schemas.microsoft.com/office/drawing/2014/chartex" xmlns:cx1="http://schemas.microsoft.com/office/drawing/2015/9/8/chartex" xmlns:cx2="http://schemas.microsoft.com/office/drawing/2015/10/21/chartex" xmlns:cx3="http://schemas.microsoft.com/office/drawing/2016/5/9/chartex" xmlns:cx4="http://schemas.microsoft.com/office/drawing/2016/5/10/chartex" xmlns:cx5="http://schemas.microsoft.com/office/drawing/2016/5/11/chartex" xmlns:cx6="http://schemas.microsoft.com/office/drawing/2016/5/12/chartex" xmlns:cx7="http://schemas.microsoft.com/office/drawing/2016/5/13/chartex" xmlns:cx8="http://schemas.microsoft.com/office/drawing/2016/5/14/chartex" xmlns:mc="http://schemas.openxmlformats.org/markup-compatibility/2006" xmlns:aink="http://schemas.microsoft.com/office/drawing/2016/ink" xmlns:am3d="http://schemas.microsoft.com/office/drawing/2017/model3d" xmlns:o="urn:schemas-microsoft-com:office:office" xmlns:oel="http://schemas.microsoft.com/office/2019/extlst" xmlns:r="http://schemas.openxmlformats.org/officeDocument/2006/relationships" xmlns:m="http://schemas.openxmlformats.org/officeDocument/2006/math" xmlns:v="urn:schemas-microsoft-com:vml" xmlns:wp14="http://schemas.microsoft.com/office/word/2010/wordprocessingDrawing" xmlns:wp="http://schemas.openxmlformats.org/drawingml/2006/wordprocessingDrawing" xmlns:w10="urn:schemas-microsoft-com:office:word" xmlns:w="http://schemas.openxmlformats.org/wordprocessingml/2006/main" xmlns:w14="http://schemas.microsoft.com/office/word/2010/wordml" xmlns:w15="http://schemas.microsoft.com/office/word/2012/wordml" xmlns:w16cex="http://schemas.microsoft.com/office/word/2018/wordml/cex" xmlns:w16cid="http://schemas.microsoft.com/office/word/2016/wordml/cid" xmlns:w16="http://schemas.microsoft.com/office/word/2018/wordml" xmlns:w16du="http://schemas.microsoft.com/office/word/2023/wordml/word16du" xmlns:w16sdtdh="http://schemas.microsoft.com/office/word/2020/wordml/sdtdatahash" xmlns:w16se="http://schemas.microsoft.com/office/word/2015/wordml/symex" xmlns:wpg="http://schemas.microsoft.com/office/word/2010/wordprocessingGroup" xmlns:wpi="http://schemas.microsoft.com/office/word/2010/wordprocessingInk" xmlns:wne="http://schemas.microsoft.com/office/word/2006/wordml" xmlns:wps="http://schemas.microsoft.com/office/word/2010/wordprocessingShape" mc:Ignorable="w14 w15 w16se w16cid w16 w16cex w16sdtdh w16du wp14">
+<w:document xmlns:wpc="http://schemas.microsoft.com/office/word/2010/wordprocessingCanvas" xmlns:cx="http://schemas.microsoft.com/office/drawing/2014/chartex" xmlns:cx1="http://schemas.microsoft.com/office/drawing/2015/9/8/chartex" xmlns:cx2="http://schemas.microsoft.com/office/drawing/2015/10/21/chartex" xmlns:cx3="http://schemas.microsoft.com/office/drawing/2016/5/9/chartex" xmlns:cx4="http://schemas.microsoft.com/office/drawing/2016/5/10/chartex" xmlns:cx5="http://schemas.microsoft.com/office/drawing/2016/5/11/chartex" xmlns:cx6="http://schemas.microsoft.com/office/drawing/2016/5/12/chartex" xmlns:cx7="http://schemas.microsoft.com/office/drawing/2016/5/13/chartex" xmlns:cx8="http://schemas.microsoft.com/office/drawing/2016/5/14/chartex" xmlns:mc="http://schemas.openxmlformats.org/markup-compatibility/2006" xmlns:aink="http://schemas.microsoft.com/office/drawing/2016/ink" xmlns:am3d="http://schemas.microsoft.com/office/drawing/2017/model3d" xmlns:o="urn:schemas-microsoft-com:office:office" xmlns:oel="http://schemas.microsoft.com/office/2019/extlst" xmlns:r="http://schemas.openxmlformats.org/officeDocument/2006/relationships" xmlns:m="http://schemas.openxmlformats.org/officeDocument/2006/math" xmlns:v="urn:schemas-microsoft-com:vml" xmlns:wp14="http://schemas.microsoft.com/office/word/2010/wordprocessingDrawing" xmlns:wp="http://schemas.openxmlformats.org/drawingml/2006/wordprocessingDrawing" xmlns:w10="urn:schemas-microsoft-com:office:word" xmlns:w="http://schemas.openxmlformats.org/wordprocessingml/2006/main" xmlns:w14="http://schemas.microsoft.com/office/word/2010/wordml" xmlns:w15="http://schemas.microsoft.com/office/word/2012/wordml" xmlns:w16cex="http://schemas.microsoft.com/office/word/2018/wordml/cex" xmlns:w16cid="http://schemas.microsoft.com/office/word/2016/wordml/cid" xmlns:w16="http://schemas.microsoft.com/office/word/2018/wordml" xmlns:w16du="http://schemas.microsoft.com/office/word/2023/wordml/word16du" xmlns:w16sdtdh="http://schemas.microsoft.com/office/word/2020/wordml/sdtdatahash" xmlns:w16sdtfl="http://schemas.microsoft.com/office/word/2024/wordml/sdtformatlock" xmlns:w16se="http://schemas.microsoft.com/office/word/2015/wordml/symex" xmlns:wpg="http://schemas.microsoft.com/office/word/2010/wordprocessingGroup" xmlns:wpi="http://schemas.microsoft.com/office/word/2010/wordprocessingInk" xmlns:wne="http://schemas.microsoft.com/office/word/2006/wordml" xmlns:wps="http://schemas.microsoft.com/office/word/2010/wordprocessingShape" mc:Ignorable="w14 w15 w16se w16cid w16 w16cex w16sdtdh w16sdtfl w16du wp14">
   <w:body>
     <w:p>
       <w:pPr>
@@ -261,7 +261,6 @@
                                 </w:rPr>
                                 <w:t>{{</w:t>
                               </w:r>
-                              <w:proofErr w:type="spellStart"/>
                               <w:r>
                                 <w:rPr>
                                   <w:rFonts w:ascii="Arial Nova Cond" w:hAnsi="Arial Nova Cond" w:cs="Times New Roman"/>
@@ -271,19 +270,7 @@
                                   <w:sz w:val="32"/>
                                   <w:szCs w:val="32"/>
                                 </w:rPr>
-                                <w:t>anio</w:t>
-                              </w:r>
-                              <w:proofErr w:type="spellEnd"/>
-                              <w:r>
-                                <w:rPr>
-                                  <w:rFonts w:ascii="Arial Nova Cond" w:hAnsi="Arial Nova Cond" w:cs="Times New Roman"/>
-                                  <w:b/>
-                                  <w:bCs/>
-                                  <w:color w:val="FFFFFF" w:themeColor="background1"/>
-                                  <w:sz w:val="32"/>
-                                  <w:szCs w:val="32"/>
-                                </w:rPr>
-                                <w:t>}}</w:t>
+                                <w:t>anio}}</w:t>
                               </w:r>
                             </w:p>
                           </w:txbxContent>
@@ -2786,29 +2773,16 @@
                 <w:szCs w:val="20"/>
               </w:rPr>
             </w:pPr>
-            <w:proofErr w:type="spellStart"/>
-            <w:r>
-              <w:rPr>
-                <w:rFonts w:ascii="Arial Nova Cond Light" w:hAnsi="Arial Nova Cond Light" w:cs="Times New Roman"/>
-                <w:b/>
-                <w:bCs/>
-                <w:color w:val="000000" w:themeColor="text1"/>
-                <w:sz w:val="20"/>
-                <w:szCs w:val="20"/>
-              </w:rPr>
-              <w:t>N°</w:t>
-            </w:r>
-            <w:proofErr w:type="spellEnd"/>
-            <w:r>
-              <w:rPr>
-                <w:rFonts w:ascii="Arial Nova Cond Light" w:hAnsi="Arial Nova Cond Light" w:cs="Times New Roman"/>
-                <w:b/>
-                <w:bCs/>
-                <w:color w:val="000000" w:themeColor="text1"/>
-                <w:sz w:val="20"/>
-                <w:szCs w:val="20"/>
-              </w:rPr>
-              <w:t xml:space="preserve"> DE SEMANAS LECTIVAS</w:t>
+            <w:r>
+              <w:rPr>
+                <w:rFonts w:ascii="Arial Nova Cond Light" w:hAnsi="Arial Nova Cond Light" w:cs="Times New Roman"/>
+                <w:b/>
+                <w:bCs/>
+                <w:color w:val="000000" w:themeColor="text1"/>
+                <w:sz w:val="20"/>
+                <w:szCs w:val="20"/>
+              </w:rPr>
+              <w:t>N° DE SEMANAS LECTIVAS</w:t>
             </w:r>
           </w:p>
         </w:tc>
@@ -2833,29 +2807,16 @@
                 <w:szCs w:val="20"/>
               </w:rPr>
             </w:pPr>
-            <w:proofErr w:type="spellStart"/>
-            <w:r>
-              <w:rPr>
-                <w:rFonts w:ascii="Arial Nova Cond Light" w:hAnsi="Arial Nova Cond Light" w:cs="Times New Roman"/>
-                <w:b/>
-                <w:bCs/>
-                <w:color w:val="000000" w:themeColor="text1"/>
-                <w:sz w:val="20"/>
-                <w:szCs w:val="20"/>
-              </w:rPr>
-              <w:t>N°</w:t>
-            </w:r>
-            <w:proofErr w:type="spellEnd"/>
-            <w:r>
-              <w:rPr>
-                <w:rFonts w:ascii="Arial Nova Cond Light" w:hAnsi="Arial Nova Cond Light" w:cs="Times New Roman"/>
-                <w:b/>
-                <w:bCs/>
-                <w:color w:val="000000" w:themeColor="text1"/>
-                <w:sz w:val="20"/>
-                <w:szCs w:val="20"/>
-              </w:rPr>
-              <w:t xml:space="preserve"> UNIDADES</w:t>
+            <w:r>
+              <w:rPr>
+                <w:rFonts w:ascii="Arial Nova Cond Light" w:hAnsi="Arial Nova Cond Light" w:cs="Times New Roman"/>
+                <w:b/>
+                <w:bCs/>
+                <w:color w:val="000000" w:themeColor="text1"/>
+                <w:sz w:val="20"/>
+                <w:szCs w:val="20"/>
+              </w:rPr>
+              <w:t>N° UNIDADES</w:t>
             </w:r>
           </w:p>
         </w:tc>
@@ -7502,13 +7463,13 @@
         <w:tblLook w:val="04A0" w:firstRow="1" w:lastRow="0" w:firstColumn="1" w:lastColumn="0" w:noHBand="0" w:noVBand="1"/>
       </w:tblPr>
       <w:tblGrid>
-        <w:gridCol w:w="875"/>
-        <w:gridCol w:w="1095"/>
-        <w:gridCol w:w="1726"/>
-        <w:gridCol w:w="6169"/>
-        <w:gridCol w:w="2015"/>
-        <w:gridCol w:w="1634"/>
-        <w:gridCol w:w="1337"/>
+        <w:gridCol w:w="818"/>
+        <w:gridCol w:w="1018"/>
+        <w:gridCol w:w="5379"/>
+        <w:gridCol w:w="1984"/>
+        <w:gridCol w:w="2693"/>
+        <w:gridCol w:w="1560"/>
+        <w:gridCol w:w="1399"/>
       </w:tblGrid>
       <w:tr>
         <w:trPr>
@@ -7517,7 +7478,7 @@
         </w:trPr>
         <w:tc>
           <w:tcPr>
-            <w:tcW w:w="875" w:type="dxa"/>
+            <w:tcW w:w="818" w:type="dxa"/>
             <w:shd w:val="clear" w:color="auto" w:fill="C1F0C7" w:themeFill="accent3" w:themeFillTint="33"/>
             <w:vAlign w:val="center"/>
           </w:tcPr>
@@ -7551,7 +7512,7 @@
         </w:tc>
         <w:tc>
           <w:tcPr>
-            <w:tcW w:w="1095" w:type="dxa"/>
+            <w:tcW w:w="1018" w:type="dxa"/>
             <w:shd w:val="clear" w:color="auto" w:fill="C1F0C7" w:themeFill="accent3" w:themeFillTint="33"/>
             <w:vAlign w:val="center"/>
           </w:tcPr>
@@ -7584,7 +7545,7 @@
         </w:tc>
         <w:tc>
           <w:tcPr>
-            <w:tcW w:w="1726" w:type="dxa"/>
+            <w:tcW w:w="5379" w:type="dxa"/>
             <w:shd w:val="clear" w:color="auto" w:fill="C1F0C7" w:themeFill="accent3" w:themeFillTint="33"/>
             <w:vAlign w:val="center"/>
           </w:tcPr>
@@ -7611,13 +7572,35 @@
                 <w:sz w:val="20"/>
                 <w:szCs w:val="20"/>
               </w:rPr>
-              <w:t>PROBLEMA / POTENCIALIDAD</w:t>
-            </w:r>
-          </w:p>
-        </w:tc>
-        <w:tc>
-          <w:tcPr>
-            <w:tcW w:w="6169" w:type="dxa"/>
+              <w:t>SITUACIÓN SIGNIF</w:t>
+            </w:r>
+            <w:r>
+              <w:rPr>
+                <w:rFonts w:ascii="Arial Nova Cond" w:hAnsi="Arial Nova Cond" w:cs="Times New Roman"/>
+                <w:b/>
+                <w:bCs/>
+                <w:color w:val="000000" w:themeColor="text1"/>
+                <w:sz w:val="20"/>
+                <w:szCs w:val="20"/>
+              </w:rPr>
+              <w:t>I</w:t>
+            </w:r>
+            <w:r>
+              <w:rPr>
+                <w:rFonts w:ascii="Arial Nova Cond" w:hAnsi="Arial Nova Cond" w:cs="Times New Roman"/>
+                <w:b/>
+                <w:bCs/>
+                <w:color w:val="000000" w:themeColor="text1"/>
+                <w:sz w:val="20"/>
+                <w:szCs w:val="20"/>
+              </w:rPr>
+              <w:t>CATIVA</w:t>
+            </w:r>
+          </w:p>
+        </w:tc>
+        <w:tc>
+          <w:tcPr>
+            <w:tcW w:w="1984" w:type="dxa"/>
             <w:shd w:val="clear" w:color="auto" w:fill="C1F0C7" w:themeFill="accent3" w:themeFillTint="33"/>
             <w:vAlign w:val="center"/>
           </w:tcPr>
@@ -7644,7 +7627,7 @@
                 <w:sz w:val="20"/>
                 <w:szCs w:val="20"/>
               </w:rPr>
-              <w:t>SITUACIÓN SIGNIF</w:t>
+              <w:t>TÍTULO DE LA UNIDAD DID</w:t>
             </w:r>
             <w:r>
               <w:rPr>
@@ -7655,7 +7638,7 @@
                 <w:sz w:val="20"/>
                 <w:szCs w:val="20"/>
               </w:rPr>
-              <w:t>I</w:t>
+              <w:t>Á</w:t>
             </w:r>
             <w:r>
               <w:rPr>
@@ -7666,13 +7649,24 @@
                 <w:sz w:val="20"/>
                 <w:szCs w:val="20"/>
               </w:rPr>
-              <w:t>CATIVA</w:t>
-            </w:r>
-          </w:p>
-        </w:tc>
-        <w:tc>
-          <w:tcPr>
-            <w:tcW w:w="2015" w:type="dxa"/>
+              <w:t>CTICA</w:t>
+            </w:r>
+            <w:r>
+              <w:rPr>
+                <w:rFonts w:ascii="Arial Nova Cond" w:hAnsi="Arial Nova Cond" w:cs="Times New Roman"/>
+                <w:b/>
+                <w:bCs/>
+                <w:color w:val="000000" w:themeColor="text1"/>
+                <w:sz w:val="20"/>
+                <w:szCs w:val="20"/>
+              </w:rPr>
+              <w:t>.</w:t>
+            </w:r>
+          </w:p>
+        </w:tc>
+        <w:tc>
+          <w:tcPr>
+            <w:tcW w:w="2693" w:type="dxa"/>
             <w:shd w:val="clear" w:color="auto" w:fill="C1F0C7" w:themeFill="accent3" w:themeFillTint="33"/>
             <w:vAlign w:val="center"/>
           </w:tcPr>
@@ -7699,46 +7693,13 @@
                 <w:sz w:val="20"/>
                 <w:szCs w:val="20"/>
               </w:rPr>
-              <w:t>TÍTULO DE LA UNIDAD DID</w:t>
-            </w:r>
-            <w:r>
-              <w:rPr>
-                <w:rFonts w:ascii="Arial Nova Cond" w:hAnsi="Arial Nova Cond" w:cs="Times New Roman"/>
-                <w:b/>
-                <w:bCs/>
-                <w:color w:val="000000" w:themeColor="text1"/>
-                <w:sz w:val="20"/>
-                <w:szCs w:val="20"/>
-              </w:rPr>
-              <w:t>Á</w:t>
-            </w:r>
-            <w:r>
-              <w:rPr>
-                <w:rFonts w:ascii="Arial Nova Cond" w:hAnsi="Arial Nova Cond" w:cs="Times New Roman"/>
-                <w:b/>
-                <w:bCs/>
-                <w:color w:val="000000" w:themeColor="text1"/>
-                <w:sz w:val="20"/>
-                <w:szCs w:val="20"/>
-              </w:rPr>
-              <w:t>CTICA</w:t>
-            </w:r>
-            <w:r>
-              <w:rPr>
-                <w:rFonts w:ascii="Arial Nova Cond" w:hAnsi="Arial Nova Cond" w:cs="Times New Roman"/>
-                <w:b/>
-                <w:bCs/>
-                <w:color w:val="000000" w:themeColor="text1"/>
-                <w:sz w:val="20"/>
-                <w:szCs w:val="20"/>
-              </w:rPr>
-              <w:t>.</w:t>
-            </w:r>
-          </w:p>
-        </w:tc>
-        <w:tc>
-          <w:tcPr>
-            <w:tcW w:w="1634" w:type="dxa"/>
+              <w:t>CAMPO TEMATICO</w:t>
+            </w:r>
+          </w:p>
+        </w:tc>
+        <w:tc>
+          <w:tcPr>
+            <w:tcW w:w="1560" w:type="dxa"/>
             <w:shd w:val="clear" w:color="auto" w:fill="C1F0C7" w:themeFill="accent3" w:themeFillTint="33"/>
             <w:vAlign w:val="center"/>
           </w:tcPr>
@@ -7771,7 +7732,7 @@
         </w:tc>
         <w:tc>
           <w:tcPr>
-            <w:tcW w:w="1337" w:type="dxa"/>
+            <w:tcW w:w="1399" w:type="dxa"/>
             <w:shd w:val="clear" w:color="auto" w:fill="C1F0C7" w:themeFill="accent3" w:themeFillTint="33"/>
             <w:vAlign w:val="center"/>
           </w:tcPr>
@@ -7810,7 +7771,7 @@
         </w:trPr>
         <w:tc>
           <w:tcPr>
-            <w:tcW w:w="875" w:type="dxa"/>
+            <w:tcW w:w="818" w:type="dxa"/>
             <w:vMerge w:val="restart"/>
             <w:vAlign w:val="center"/>
           </w:tcPr>
@@ -7849,7 +7810,7 @@
         </w:tc>
         <w:tc>
           <w:tcPr>
-            <w:tcW w:w="1095" w:type="dxa"/>
+            <w:tcW w:w="1018" w:type="dxa"/>
             <w:vAlign w:val="center"/>
           </w:tcPr>
           <w:p>
@@ -7887,7 +7848,7 @@
         </w:tc>
         <w:tc>
           <w:tcPr>
-            <w:tcW w:w="1726" w:type="dxa"/>
+            <w:tcW w:w="5379" w:type="dxa"/>
             <w:vAlign w:val="center"/>
           </w:tcPr>
           <w:p>
@@ -7915,13 +7876,144 @@
                 <w:szCs w:val="20"/>
                 <w:lang w:val="es-ES_tradnl"/>
               </w:rPr>
-              <w:t>{{problemapotencialidad0}}</w:t>
-            </w:r>
-          </w:p>
-        </w:tc>
-        <w:tc>
-          <w:tcPr>
-            <w:tcW w:w="6169" w:type="dxa"/>
+              <w:t>{{situacionsignificativa0}}</w:t>
+            </w:r>
+          </w:p>
+        </w:tc>
+        <w:tc>
+          <w:tcPr>
+            <w:tcW w:w="1984" w:type="dxa"/>
+            <w:vAlign w:val="center"/>
+          </w:tcPr>
+          <w:p>
+            <w:pPr>
+              <w:autoSpaceDE w:val="0"/>
+              <w:autoSpaceDN w:val="0"/>
+              <w:adjustRightInd w:val="0"/>
+              <w:jc w:val="center"/>
+              <w:rPr>
+                <w:rFonts w:ascii="Arial Nova Cond" w:hAnsi="Arial Nova Cond" w:cs="Arial"/>
+                <w:color w:val="000000"/>
+                <w:kern w:val="0"/>
+                <w:sz w:val="20"/>
+                <w:szCs w:val="20"/>
+              </w:rPr>
+            </w:pPr>
+            <w:r>
+              <w:rPr>
+                <w:rFonts w:ascii="Arial Nova Cond" w:hAnsi="Arial Nova Cond" w:cs="Arial"/>
+                <w:color w:val="000000"/>
+                <w:kern w:val="0"/>
+                <w:sz w:val="20"/>
+                <w:szCs w:val="20"/>
+              </w:rPr>
+              <w:t>{{titulosituacionsignificativa0}}</w:t>
+            </w:r>
+          </w:p>
+        </w:tc>
+        <w:tc>
+          <w:tcPr>
+            <w:tcW w:w="2693" w:type="dxa"/>
+            <w:vAlign w:val="center"/>
+          </w:tcPr>
+          <w:p>
+            <w:pPr>
+              <w:autoSpaceDE w:val="0"/>
+              <w:autoSpaceDN w:val="0"/>
+              <w:adjustRightInd w:val="0"/>
+              <w:jc w:val="both"/>
+              <w:rPr>
+                <w:rFonts w:ascii="Arial Nova Cond" w:hAnsi="Arial Nova Cond" w:cs="Arial"/>
+                <w:color w:val="000000"/>
+                <w:kern w:val="0"/>
+                <w:sz w:val="20"/>
+                <w:szCs w:val="20"/>
+              </w:rPr>
+            </w:pPr>
+            <w:r>
+              <w:rPr>
+                <w:rFonts w:ascii="Arial Nova Cond" w:hAnsi="Arial Nova Cond" w:cs="Arial"/>
+                <w:color w:val="000000"/>
+                <w:kern w:val="0"/>
+                <w:sz w:val="20"/>
+                <w:szCs w:val="20"/>
+              </w:rPr>
+              <w:t>{{campotematico0}}</w:t>
+            </w:r>
+          </w:p>
+        </w:tc>
+        <w:tc>
+          <w:tcPr>
+            <w:tcW w:w="1560" w:type="dxa"/>
+            <w:vAlign w:val="center"/>
+          </w:tcPr>
+          <w:p>
+            <w:pPr>
+              <w:autoSpaceDE w:val="0"/>
+              <w:autoSpaceDN w:val="0"/>
+              <w:adjustRightInd w:val="0"/>
+              <w:jc w:val="both"/>
+              <w:rPr>
+                <w:rFonts w:ascii="Arial Nova Cond" w:hAnsi="Arial Nova Cond" w:cs="Arial"/>
+                <w:color w:val="000000"/>
+                <w:kern w:val="0"/>
+                <w:sz w:val="20"/>
+                <w:szCs w:val="20"/>
+              </w:rPr>
+            </w:pPr>
+            <w:r>
+              <w:rPr>
+                <w:rFonts w:ascii="Arial Nova Cond" w:hAnsi="Arial Nova Cond" w:cs="Arial"/>
+                <w:color w:val="000000"/>
+                <w:kern w:val="0"/>
+                <w:sz w:val="20"/>
+                <w:szCs w:val="20"/>
+              </w:rPr>
+              <w:t>{{competencias0}}</w:t>
+            </w:r>
+          </w:p>
+        </w:tc>
+        <w:tc>
+          <w:tcPr>
+            <w:tcW w:w="1399" w:type="dxa"/>
+            <w:vAlign w:val="center"/>
+          </w:tcPr>
+          <w:p>
+            <w:pPr>
+              <w:autoSpaceDE w:val="0"/>
+              <w:autoSpaceDN w:val="0"/>
+              <w:adjustRightInd w:val="0"/>
+              <w:jc w:val="both"/>
+              <w:rPr>
+                <w:rFonts w:ascii="Arial Nova Cond" w:hAnsi="Arial Nova Cond" w:cs="Arial"/>
+                <w:color w:val="000000"/>
+                <w:kern w:val="0"/>
+                <w:sz w:val="20"/>
+                <w:szCs w:val="20"/>
+              </w:rPr>
+            </w:pPr>
+            <w:r>
+              <w:rPr>
+                <w:rFonts w:ascii="Arial Nova Cond" w:hAnsi="Arial Nova Cond" w:cs="Arial"/>
+                <w:color w:val="000000"/>
+                <w:kern w:val="0"/>
+                <w:sz w:val="20"/>
+                <w:szCs w:val="20"/>
+              </w:rPr>
+              <w:t>{{producto0}}</w:t>
+            </w:r>
+          </w:p>
+        </w:tc>
+      </w:tr>
+      <w:tr>
+        <w:trPr>
+          <w:trHeight w:val="756"/>
+          <w:jc w:val="center"/>
+        </w:trPr>
+        <w:tc>
+          <w:tcPr>
+            <w:tcW w:w="818" w:type="dxa"/>
+            <w:vMerge/>
             <w:vAlign w:val="center"/>
           </w:tcPr>
           <w:p>
@@ -7934,6 +8026,71 @@
               </w:tabs>
               <w:spacing w:line="276" w:lineRule="auto"/>
               <w:ind w:left="0"/>
+              <w:jc w:val="center"/>
+              <w:rPr>
+                <w:rFonts w:ascii="Arial Nova Cond" w:eastAsia="Calibri" w:hAnsi="Arial Nova Cond" w:cs="Times New Roman"/>
+                <w:b/>
+                <w:bCs/>
+                <w:sz w:val="20"/>
+                <w:szCs w:val="20"/>
+                <w:lang w:val="es-ES_tradnl"/>
+              </w:rPr>
+            </w:pPr>
+          </w:p>
+        </w:tc>
+        <w:tc>
+          <w:tcPr>
+            <w:tcW w:w="1018" w:type="dxa"/>
+            <w:vAlign w:val="center"/>
+          </w:tcPr>
+          <w:p>
+            <w:pPr>
+              <w:pStyle w:val="Prrafodelista"/>
+              <w:tabs>
+                <w:tab w:val="left" w:pos="0"/>
+                <w:tab w:val="left" w:pos="142"/>
+                <w:tab w:val="left" w:pos="284"/>
+              </w:tabs>
+              <w:spacing w:line="276" w:lineRule="auto"/>
+              <w:ind w:left="0"/>
+              <w:jc w:val="center"/>
+              <w:rPr>
+                <w:rFonts w:ascii="Arial Nova Cond" w:eastAsia="Calibri" w:hAnsi="Arial Nova Cond" w:cs="Times New Roman"/>
+                <w:b/>
+                <w:bCs/>
+                <w:sz w:val="20"/>
+                <w:szCs w:val="20"/>
+                <w:lang w:val="es-ES_tradnl"/>
+              </w:rPr>
+            </w:pPr>
+            <w:r>
+              <w:rPr>
+                <w:rFonts w:ascii="Arial Nova Cond" w:eastAsia="Calibri" w:hAnsi="Arial Nova Cond" w:cs="Times New Roman"/>
+                <w:b/>
+                <w:bCs/>
+                <w:sz w:val="20"/>
+                <w:szCs w:val="20"/>
+                <w:lang w:val="es-ES_tradnl"/>
+              </w:rPr>
+              <w:t>U 1</w:t>
+            </w:r>
+          </w:p>
+        </w:tc>
+        <w:tc>
+          <w:tcPr>
+            <w:tcW w:w="5379" w:type="dxa"/>
+            <w:vAlign w:val="center"/>
+          </w:tcPr>
+          <w:p>
+            <w:pPr>
+              <w:pStyle w:val="Prrafodelista"/>
+              <w:tabs>
+                <w:tab w:val="left" w:pos="0"/>
+                <w:tab w:val="left" w:pos="142"/>
+                <w:tab w:val="left" w:pos="284"/>
+              </w:tabs>
+              <w:spacing w:line="276" w:lineRule="auto"/>
+              <w:ind w:left="0"/>
               <w:jc w:val="both"/>
               <w:rPr>
                 <w:rFonts w:ascii="Arial Nova Cond" w:eastAsia="Calibri" w:hAnsi="Arial Nova Cond" w:cs="Times New Roman"/>
@@ -7949,13 +8106,13 @@
                 <w:szCs w:val="20"/>
                 <w:lang w:val="es-ES_tradnl"/>
               </w:rPr>
-              <w:t>{{situacionsignificativa0}}</w:t>
-            </w:r>
-          </w:p>
-        </w:tc>
-        <w:tc>
-          <w:tcPr>
-            <w:tcW w:w="2015" w:type="dxa"/>
+              <w:t>{{situacionsignificativa1}}</w:t>
+            </w:r>
+          </w:p>
+        </w:tc>
+        <w:tc>
+          <w:tcPr>
+            <w:tcW w:w="1984" w:type="dxa"/>
             <w:vAlign w:val="center"/>
           </w:tcPr>
           <w:p>
@@ -7966,7 +8123,7 @@
               <w:jc w:val="center"/>
               <w:rPr>
                 <w:rFonts w:ascii="Arial Nova Cond" w:hAnsi="Arial Nova Cond" w:cs="Arial"/>
-                <w:color w:val="000000"/>
+                <w:color w:val="000000" w:themeColor="text1"/>
                 <w:kern w:val="0"/>
                 <w:sz w:val="20"/>
                 <w:szCs w:val="20"/>
@@ -7980,13 +8137,13 @@
                 <w:sz w:val="20"/>
                 <w:szCs w:val="20"/>
               </w:rPr>
-              <w:t>{{titulosituacionsignificativa0}}</w:t>
-            </w:r>
-          </w:p>
-        </w:tc>
-        <w:tc>
-          <w:tcPr>
-            <w:tcW w:w="1634" w:type="dxa"/>
+              <w:t>{{titulosituacionsignificativa1}}</w:t>
+            </w:r>
+          </w:p>
+        </w:tc>
+        <w:tc>
+          <w:tcPr>
+            <w:tcW w:w="2693" w:type="dxa"/>
             <w:vAlign w:val="center"/>
           </w:tcPr>
           <w:p>
@@ -8011,13 +8168,13 @@
                 <w:sz w:val="20"/>
                 <w:szCs w:val="20"/>
               </w:rPr>
-              <w:t>{{competencias0}}</w:t>
-            </w:r>
-          </w:p>
-        </w:tc>
-        <w:tc>
-          <w:tcPr>
-            <w:tcW w:w="1337" w:type="dxa"/>
+              <w:t>{{campotematico1}}</w:t>
+            </w:r>
+          </w:p>
+        </w:tc>
+        <w:tc>
+          <w:tcPr>
+            <w:tcW w:w="1560" w:type="dxa"/>
             <w:vAlign w:val="center"/>
           </w:tcPr>
           <w:p>
@@ -8025,7 +8182,7 @@
               <w:autoSpaceDE w:val="0"/>
               <w:autoSpaceDN w:val="0"/>
               <w:adjustRightInd w:val="0"/>
-              <w:jc w:val="center"/>
+              <w:jc w:val="both"/>
               <w:rPr>
                 <w:rFonts w:ascii="Arial Nova Cond" w:hAnsi="Arial Nova Cond" w:cs="Arial"/>
                 <w:color w:val="000000"/>
@@ -8042,7 +8199,38 @@
                 <w:sz w:val="20"/>
                 <w:szCs w:val="20"/>
               </w:rPr>
-              <w:t>{{producto0}}</w:t>
+              <w:t>{{competencias1}}</w:t>
+            </w:r>
+          </w:p>
+        </w:tc>
+        <w:tc>
+          <w:tcPr>
+            <w:tcW w:w="1399" w:type="dxa"/>
+            <w:vAlign w:val="center"/>
+          </w:tcPr>
+          <w:p>
+            <w:pPr>
+              <w:autoSpaceDE w:val="0"/>
+              <w:autoSpaceDN w:val="0"/>
+              <w:adjustRightInd w:val="0"/>
+              <w:jc w:val="both"/>
+              <w:rPr>
+                <w:rFonts w:ascii="Arial Nova Cond" w:hAnsi="Arial Nova Cond" w:cs="Arial"/>
+                <w:color w:val="000000"/>
+                <w:kern w:val="0"/>
+                <w:sz w:val="20"/>
+                <w:szCs w:val="20"/>
+              </w:rPr>
+            </w:pPr>
+            <w:r>
+              <w:rPr>
+                <w:rFonts w:ascii="Arial Nova Cond" w:hAnsi="Arial Nova Cond" w:cs="Arial"/>
+                <w:color w:val="000000"/>
+                <w:kern w:val="0"/>
+                <w:sz w:val="20"/>
+                <w:szCs w:val="20"/>
+              </w:rPr>
+              <w:t>{{producto1}}</w:t>
             </w:r>
           </w:p>
         </w:tc>
@@ -8054,7 +8242,7 @@
         </w:trPr>
         <w:tc>
           <w:tcPr>
-            <w:tcW w:w="875" w:type="dxa"/>
+            <w:tcW w:w="818" w:type="dxa"/>
             <w:vMerge/>
             <w:vAlign w:val="center"/>
           </w:tcPr>
@@ -8082,7 +8270,7 @@
         </w:tc>
         <w:tc>
           <w:tcPr>
-            <w:tcW w:w="1095" w:type="dxa"/>
+            <w:tcW w:w="1018" w:type="dxa"/>
             <w:vAlign w:val="center"/>
           </w:tcPr>
           <w:p>
@@ -8114,39 +8302,13 @@
                 <w:szCs w:val="20"/>
                 <w:lang w:val="es-ES_tradnl"/>
               </w:rPr>
-              <w:t>U 1</w:t>
-            </w:r>
-          </w:p>
-        </w:tc>
-        <w:tc>
-          <w:tcPr>
-            <w:tcW w:w="1726" w:type="dxa"/>
-            <w:vAlign w:val="center"/>
-          </w:tcPr>
-          <w:p>
-            <w:pPr>
-              <w:pStyle w:val="NormalWeb"/>
-              <w:jc w:val="both"/>
-              <w:rPr>
-                <w:rFonts w:ascii="Arial Nova Cond" w:hAnsi="Arial Nova Cond"/>
-                <w:sz w:val="20"/>
-                <w:szCs w:val="20"/>
-              </w:rPr>
-            </w:pPr>
-            <w:r>
-              <w:rPr>
-                <w:rFonts w:ascii="Arial Nova Cond" w:eastAsia="Calibri" w:hAnsi="Arial Nova Cond"/>
-                <w:sz w:val="20"/>
-                <w:szCs w:val="20"/>
-                <w:lang w:val="es-ES_tradnl"/>
-              </w:rPr>
-              <w:t>{{problemapotencialidad1}}</w:t>
-            </w:r>
-          </w:p>
-        </w:tc>
-        <w:tc>
-          <w:tcPr>
-            <w:tcW w:w="6169" w:type="dxa"/>
+              <w:t>U 2</w:t>
+            </w:r>
+          </w:p>
+        </w:tc>
+        <w:tc>
+          <w:tcPr>
+            <w:tcW w:w="5379" w:type="dxa"/>
             <w:vAlign w:val="center"/>
           </w:tcPr>
           <w:p>
@@ -8174,13 +8336,13 @@
                 <w:szCs w:val="20"/>
                 <w:lang w:val="es-ES_tradnl"/>
               </w:rPr>
-              <w:t>{{situacionsignificativa1}}</w:t>
-            </w:r>
-          </w:p>
-        </w:tc>
-        <w:tc>
-          <w:tcPr>
-            <w:tcW w:w="2015" w:type="dxa"/>
+              <w:t>{{situacionsignificativa2}}</w:t>
+            </w:r>
+          </w:p>
+        </w:tc>
+        <w:tc>
+          <w:tcPr>
+            <w:tcW w:w="1984" w:type="dxa"/>
             <w:vAlign w:val="center"/>
           </w:tcPr>
           <w:p>
@@ -8191,7 +8353,7 @@
               <w:jc w:val="center"/>
               <w:rPr>
                 <w:rFonts w:ascii="Arial Nova Cond" w:hAnsi="Arial Nova Cond" w:cs="Arial"/>
-                <w:color w:val="000000" w:themeColor="text1"/>
+                <w:color w:val="000000"/>
                 <w:kern w:val="0"/>
                 <w:sz w:val="20"/>
                 <w:szCs w:val="20"/>
@@ -8205,13 +8367,13 @@
                 <w:sz w:val="20"/>
                 <w:szCs w:val="20"/>
               </w:rPr>
-              <w:t>{{titulosituacionsignificativa1}}</w:t>
-            </w:r>
-          </w:p>
-        </w:tc>
-        <w:tc>
-          <w:tcPr>
-            <w:tcW w:w="1634" w:type="dxa"/>
+              <w:t>{{titulosituacionsignificativa2}}</w:t>
+            </w:r>
+          </w:p>
+        </w:tc>
+        <w:tc>
+          <w:tcPr>
+            <w:tcW w:w="2693" w:type="dxa"/>
             <w:vAlign w:val="center"/>
           </w:tcPr>
           <w:p>
@@ -8236,13 +8398,13 @@
                 <w:sz w:val="20"/>
                 <w:szCs w:val="20"/>
               </w:rPr>
-              <w:t>{{competencias1}}</w:t>
-            </w:r>
-          </w:p>
-        </w:tc>
-        <w:tc>
-          <w:tcPr>
-            <w:tcW w:w="1337" w:type="dxa"/>
+              <w:t>{{campotematico2}}</w:t>
+            </w:r>
+          </w:p>
+        </w:tc>
+        <w:tc>
+          <w:tcPr>
+            <w:tcW w:w="1560" w:type="dxa"/>
             <w:vAlign w:val="center"/>
           </w:tcPr>
           <w:p>
@@ -8250,7 +8412,7 @@
               <w:autoSpaceDE w:val="0"/>
               <w:autoSpaceDN w:val="0"/>
               <w:adjustRightInd w:val="0"/>
-              <w:jc w:val="center"/>
+              <w:jc w:val="both"/>
               <w:rPr>
                 <w:rFonts w:ascii="Arial Nova Cond" w:hAnsi="Arial Nova Cond" w:cs="Arial"/>
                 <w:color w:val="000000"/>
@@ -8267,7 +8429,38 @@
                 <w:sz w:val="20"/>
                 <w:szCs w:val="20"/>
               </w:rPr>
-              <w:t>{{producto1}}</w:t>
+              <w:t>{{competencias2}}</w:t>
+            </w:r>
+          </w:p>
+        </w:tc>
+        <w:tc>
+          <w:tcPr>
+            <w:tcW w:w="1399" w:type="dxa"/>
+            <w:vAlign w:val="center"/>
+          </w:tcPr>
+          <w:p>
+            <w:pPr>
+              <w:autoSpaceDE w:val="0"/>
+              <w:autoSpaceDN w:val="0"/>
+              <w:adjustRightInd w:val="0"/>
+              <w:jc w:val="both"/>
+              <w:rPr>
+                <w:rFonts w:ascii="Arial Nova Cond" w:hAnsi="Arial Nova Cond" w:cs="Arial"/>
+                <w:color w:val="000000"/>
+                <w:kern w:val="0"/>
+                <w:sz w:val="20"/>
+                <w:szCs w:val="20"/>
+              </w:rPr>
+            </w:pPr>
+            <w:r>
+              <w:rPr>
+                <w:rFonts w:ascii="Arial Nova Cond" w:hAnsi="Arial Nova Cond" w:cs="Arial"/>
+                <w:color w:val="000000"/>
+                <w:kern w:val="0"/>
+                <w:sz w:val="20"/>
+                <w:szCs w:val="20"/>
+              </w:rPr>
+              <w:t>{{producto2}}</w:t>
             </w:r>
           </w:p>
         </w:tc>
@@ -8279,8 +8472,8 @@
         </w:trPr>
         <w:tc>
           <w:tcPr>
-            <w:tcW w:w="875" w:type="dxa"/>
-            <w:vMerge/>
+            <w:tcW w:w="818" w:type="dxa"/>
+            <w:vMerge w:val="restart"/>
             <w:vAlign w:val="center"/>
           </w:tcPr>
           <w:p>
@@ -8303,11 +8496,22 @@
                 <w:lang w:val="es-ES_tradnl"/>
               </w:rPr>
             </w:pPr>
-          </w:p>
-        </w:tc>
-        <w:tc>
-          <w:tcPr>
-            <w:tcW w:w="1095" w:type="dxa"/>
+            <w:r>
+              <w:rPr>
+                <w:rFonts w:ascii="Arial Nova Cond" w:eastAsia="Calibri" w:hAnsi="Arial Nova Cond" w:cs="Times New Roman"/>
+                <w:b/>
+                <w:bCs/>
+                <w:sz w:val="20"/>
+                <w:szCs w:val="20"/>
+                <w:lang w:val="es-ES_tradnl"/>
+              </w:rPr>
+              <w:t>II</w:t>
+            </w:r>
+          </w:p>
+        </w:tc>
+        <w:tc>
+          <w:tcPr>
+            <w:tcW w:w="1018" w:type="dxa"/>
             <w:vAlign w:val="center"/>
           </w:tcPr>
           <w:p>
@@ -8339,39 +8543,13 @@
                 <w:szCs w:val="20"/>
                 <w:lang w:val="es-ES_tradnl"/>
               </w:rPr>
-              <w:t>U 2</w:t>
-            </w:r>
-          </w:p>
-        </w:tc>
-        <w:tc>
-          <w:tcPr>
-            <w:tcW w:w="1726" w:type="dxa"/>
-            <w:vAlign w:val="center"/>
-          </w:tcPr>
-          <w:p>
-            <w:pPr>
-              <w:pStyle w:val="NormalWeb"/>
-              <w:jc w:val="both"/>
-              <w:rPr>
-                <w:rFonts w:ascii="Arial Nova Cond" w:eastAsia="Calibri" w:hAnsi="Arial Nova Cond"/>
-                <w:sz w:val="20"/>
-                <w:szCs w:val="20"/>
-              </w:rPr>
-            </w:pPr>
-            <w:r>
-              <w:rPr>
-                <w:rFonts w:ascii="Arial Nova Cond" w:eastAsia="Calibri" w:hAnsi="Arial Nova Cond"/>
-                <w:sz w:val="20"/>
-                <w:szCs w:val="20"/>
-                <w:lang w:val="es-ES_tradnl"/>
-              </w:rPr>
-              <w:t>{{problemapotencialidad2}}</w:t>
-            </w:r>
-          </w:p>
-        </w:tc>
-        <w:tc>
-          <w:tcPr>
-            <w:tcW w:w="6169" w:type="dxa"/>
+              <w:t>U 3</w:t>
+            </w:r>
+          </w:p>
+        </w:tc>
+        <w:tc>
+          <w:tcPr>
+            <w:tcW w:w="5379" w:type="dxa"/>
             <w:vAlign w:val="center"/>
           </w:tcPr>
           <w:p>
@@ -8387,6 +8565,7 @@
               <w:jc w:val="both"/>
               <w:rPr>
                 <w:rFonts w:ascii="Arial Nova Cond" w:eastAsia="Calibri" w:hAnsi="Arial Nova Cond" w:cs="Times New Roman"/>
+                <w:color w:val="000000" w:themeColor="text1"/>
                 <w:sz w:val="20"/>
                 <w:szCs w:val="20"/>
                 <w:lang w:val="es-ES_tradnl"/>
@@ -8399,13 +8578,13 @@
                 <w:szCs w:val="20"/>
                 <w:lang w:val="es-ES_tradnl"/>
               </w:rPr>
-              <w:t>{{situacionsignificativa2}}</w:t>
-            </w:r>
-          </w:p>
-        </w:tc>
-        <w:tc>
-          <w:tcPr>
-            <w:tcW w:w="2015" w:type="dxa"/>
+              <w:t>{{situacionsignificativa3}}</w:t>
+            </w:r>
+          </w:p>
+        </w:tc>
+        <w:tc>
+          <w:tcPr>
+            <w:tcW w:w="1984" w:type="dxa"/>
             <w:vAlign w:val="center"/>
           </w:tcPr>
           <w:p>
@@ -8416,7 +8595,7 @@
               <w:jc w:val="center"/>
               <w:rPr>
                 <w:rFonts w:ascii="Arial Nova Cond" w:hAnsi="Arial Nova Cond" w:cs="Arial"/>
-                <w:color w:val="000000"/>
+                <w:color w:val="215E99" w:themeColor="text2" w:themeTint="BF"/>
                 <w:kern w:val="0"/>
                 <w:sz w:val="20"/>
                 <w:szCs w:val="20"/>
@@ -8430,13 +8609,13 @@
                 <w:sz w:val="20"/>
                 <w:szCs w:val="20"/>
               </w:rPr>
-              <w:t>{{titulosituacionsignificativa2}}</w:t>
-            </w:r>
-          </w:p>
-        </w:tc>
-        <w:tc>
-          <w:tcPr>
-            <w:tcW w:w="1634" w:type="dxa"/>
+              <w:t>{{titulosituacionsignificativa3}}</w:t>
+            </w:r>
+          </w:p>
+        </w:tc>
+        <w:tc>
+          <w:tcPr>
+            <w:tcW w:w="2693" w:type="dxa"/>
             <w:vAlign w:val="center"/>
           </w:tcPr>
           <w:p>
@@ -8461,13 +8640,13 @@
                 <w:sz w:val="20"/>
                 <w:szCs w:val="20"/>
               </w:rPr>
-              <w:t>{{competencias2}}</w:t>
-            </w:r>
-          </w:p>
-        </w:tc>
-        <w:tc>
-          <w:tcPr>
-            <w:tcW w:w="1337" w:type="dxa"/>
+              <w:t>{{campotematico3}}</w:t>
+            </w:r>
+          </w:p>
+        </w:tc>
+        <w:tc>
+          <w:tcPr>
+            <w:tcW w:w="1560" w:type="dxa"/>
             <w:vAlign w:val="center"/>
           </w:tcPr>
           <w:p>
@@ -8475,7 +8654,7 @@
               <w:autoSpaceDE w:val="0"/>
               <w:autoSpaceDN w:val="0"/>
               <w:adjustRightInd w:val="0"/>
-              <w:jc w:val="center"/>
+              <w:jc w:val="both"/>
               <w:rPr>
                 <w:rFonts w:ascii="Arial Nova Cond" w:hAnsi="Arial Nova Cond" w:cs="Arial"/>
                 <w:color w:val="000000"/>
@@ -8492,7 +8671,38 @@
                 <w:sz w:val="20"/>
                 <w:szCs w:val="20"/>
               </w:rPr>
-              <w:t>{{producto2}}</w:t>
+              <w:t>{{competencias3}}</w:t>
+            </w:r>
+          </w:p>
+        </w:tc>
+        <w:tc>
+          <w:tcPr>
+            <w:tcW w:w="1399" w:type="dxa"/>
+            <w:vAlign w:val="center"/>
+          </w:tcPr>
+          <w:p>
+            <w:pPr>
+              <w:autoSpaceDE w:val="0"/>
+              <w:autoSpaceDN w:val="0"/>
+              <w:adjustRightInd w:val="0"/>
+              <w:jc w:val="both"/>
+              <w:rPr>
+                <w:rFonts w:ascii="Arial Nova Cond" w:hAnsi="Arial Nova Cond" w:cs="Arial"/>
+                <w:color w:val="000000"/>
+                <w:kern w:val="0"/>
+                <w:sz w:val="20"/>
+                <w:szCs w:val="20"/>
+              </w:rPr>
+            </w:pPr>
+            <w:r>
+              <w:rPr>
+                <w:rFonts w:ascii="Arial Nova Cond" w:hAnsi="Arial Nova Cond" w:cs="Arial"/>
+                <w:color w:val="000000"/>
+                <w:kern w:val="0"/>
+                <w:sz w:val="20"/>
+                <w:szCs w:val="20"/>
+              </w:rPr>
+              <w:t>{{producto3}}</w:t>
             </w:r>
           </w:p>
         </w:tc>
@@ -8504,8 +8714,8 @@
         </w:trPr>
         <w:tc>
           <w:tcPr>
-            <w:tcW w:w="875" w:type="dxa"/>
-            <w:vMerge w:val="restart"/>
+            <w:tcW w:w="818" w:type="dxa"/>
+            <w:vMerge/>
             <w:vAlign w:val="center"/>
           </w:tcPr>
           <w:p>
@@ -8528,22 +8738,11 @@
                 <w:lang w:val="es-ES_tradnl"/>
               </w:rPr>
             </w:pPr>
-            <w:r>
-              <w:rPr>
-                <w:rFonts w:ascii="Arial Nova Cond" w:eastAsia="Calibri" w:hAnsi="Arial Nova Cond" w:cs="Times New Roman"/>
-                <w:b/>
-                <w:bCs/>
-                <w:sz w:val="20"/>
-                <w:szCs w:val="20"/>
-                <w:lang w:val="es-ES_tradnl"/>
-              </w:rPr>
-              <w:t>II</w:t>
-            </w:r>
-          </w:p>
-        </w:tc>
-        <w:tc>
-          <w:tcPr>
-            <w:tcW w:w="1095" w:type="dxa"/>
+          </w:p>
+        </w:tc>
+        <w:tc>
+          <w:tcPr>
+            <w:tcW w:w="1018" w:type="dxa"/>
             <w:vAlign w:val="center"/>
           </w:tcPr>
           <w:p>
@@ -8575,39 +8774,13 @@
                 <w:szCs w:val="20"/>
                 <w:lang w:val="es-ES_tradnl"/>
               </w:rPr>
-              <w:t>U 3</w:t>
-            </w:r>
-          </w:p>
-        </w:tc>
-        <w:tc>
-          <w:tcPr>
-            <w:tcW w:w="1726" w:type="dxa"/>
-            <w:vAlign w:val="center"/>
-          </w:tcPr>
-          <w:p>
-            <w:pPr>
-              <w:pStyle w:val="Sinespaciado"/>
-              <w:jc w:val="both"/>
-              <w:rPr>
-                <w:rFonts w:ascii="Arial Nova Cond" w:eastAsia="Times New Roman" w:hAnsi="Arial Nova Cond" w:cs="Times New Roman"/>
-                <w:sz w:val="20"/>
-                <w:szCs w:val="20"/>
-              </w:rPr>
-            </w:pPr>
-            <w:r>
-              <w:rPr>
-                <w:rFonts w:ascii="Arial Nova Cond" w:eastAsia="Calibri" w:hAnsi="Arial Nova Cond" w:cs="Times New Roman"/>
-                <w:sz w:val="20"/>
-                <w:szCs w:val="20"/>
-                <w:lang w:val="es-ES_tradnl"/>
-              </w:rPr>
-              <w:t>{{problemapotencialidad3}}</w:t>
-            </w:r>
-          </w:p>
-        </w:tc>
-        <w:tc>
-          <w:tcPr>
-            <w:tcW w:w="6169" w:type="dxa"/>
+              <w:t>U 4</w:t>
+            </w:r>
+          </w:p>
+        </w:tc>
+        <w:tc>
+          <w:tcPr>
+            <w:tcW w:w="5379" w:type="dxa"/>
             <w:vAlign w:val="center"/>
           </w:tcPr>
           <w:p>
@@ -8636,13 +8809,13 @@
                 <w:szCs w:val="20"/>
                 <w:lang w:val="es-ES_tradnl"/>
               </w:rPr>
-              <w:t>{{situacionsignificativa3}}</w:t>
-            </w:r>
-          </w:p>
-        </w:tc>
-        <w:tc>
-          <w:tcPr>
-            <w:tcW w:w="2015" w:type="dxa"/>
+              <w:t>{{situacionsignificativa4}}</w:t>
+            </w:r>
+          </w:p>
+        </w:tc>
+        <w:tc>
+          <w:tcPr>
+            <w:tcW w:w="1984" w:type="dxa"/>
             <w:vAlign w:val="center"/>
           </w:tcPr>
           <w:p>
@@ -8653,7 +8826,7 @@
               <w:jc w:val="center"/>
               <w:rPr>
                 <w:rFonts w:ascii="Arial Nova Cond" w:hAnsi="Arial Nova Cond" w:cs="Arial"/>
-                <w:color w:val="215E99" w:themeColor="text2" w:themeTint="BF"/>
+                <w:color w:val="000000" w:themeColor="text1"/>
                 <w:kern w:val="0"/>
                 <w:sz w:val="20"/>
                 <w:szCs w:val="20"/>
@@ -8667,13 +8840,13 @@
                 <w:sz w:val="20"/>
                 <w:szCs w:val="20"/>
               </w:rPr>
-              <w:t>{{titulosituacionsignificativa3}}</w:t>
-            </w:r>
-          </w:p>
-        </w:tc>
-        <w:tc>
-          <w:tcPr>
-            <w:tcW w:w="1634" w:type="dxa"/>
+              <w:t>{{titulosituacionsignificativa4}}</w:t>
+            </w:r>
+          </w:p>
+        </w:tc>
+        <w:tc>
+          <w:tcPr>
+            <w:tcW w:w="2693" w:type="dxa"/>
             <w:vAlign w:val="center"/>
           </w:tcPr>
           <w:p>
@@ -8698,13 +8871,13 @@
                 <w:sz w:val="20"/>
                 <w:szCs w:val="20"/>
               </w:rPr>
-              <w:t>{{competencias3}}</w:t>
-            </w:r>
-          </w:p>
-        </w:tc>
-        <w:tc>
-          <w:tcPr>
-            <w:tcW w:w="1337" w:type="dxa"/>
+              <w:t>{{campotematico4}}</w:t>
+            </w:r>
+          </w:p>
+        </w:tc>
+        <w:tc>
+          <w:tcPr>
+            <w:tcW w:w="1560" w:type="dxa"/>
             <w:vAlign w:val="center"/>
           </w:tcPr>
           <w:p>
@@ -8712,7 +8885,7 @@
               <w:autoSpaceDE w:val="0"/>
               <w:autoSpaceDN w:val="0"/>
               <w:adjustRightInd w:val="0"/>
-              <w:jc w:val="center"/>
+              <w:jc w:val="both"/>
               <w:rPr>
                 <w:rFonts w:ascii="Arial Nova Cond" w:hAnsi="Arial Nova Cond" w:cs="Arial"/>
                 <w:color w:val="000000"/>
@@ -8729,7 +8902,38 @@
                 <w:sz w:val="20"/>
                 <w:szCs w:val="20"/>
               </w:rPr>
-              <w:t>{{producto3}}</w:t>
+              <w:t>{{competencias4}}</w:t>
+            </w:r>
+          </w:p>
+        </w:tc>
+        <w:tc>
+          <w:tcPr>
+            <w:tcW w:w="1399" w:type="dxa"/>
+            <w:vAlign w:val="center"/>
+          </w:tcPr>
+          <w:p>
+            <w:pPr>
+              <w:autoSpaceDE w:val="0"/>
+              <w:autoSpaceDN w:val="0"/>
+              <w:adjustRightInd w:val="0"/>
+              <w:jc w:val="both"/>
+              <w:rPr>
+                <w:rFonts w:ascii="Arial Nova Cond" w:hAnsi="Arial Nova Cond" w:cs="Arial"/>
+                <w:color w:val="000000"/>
+                <w:kern w:val="0"/>
+                <w:sz w:val="20"/>
+                <w:szCs w:val="20"/>
+              </w:rPr>
+            </w:pPr>
+            <w:r>
+              <w:rPr>
+                <w:rFonts w:ascii="Arial Nova Cond" w:hAnsi="Arial Nova Cond" w:cs="Arial"/>
+                <w:color w:val="000000"/>
+                <w:kern w:val="0"/>
+                <w:sz w:val="20"/>
+                <w:szCs w:val="20"/>
+              </w:rPr>
+              <w:t>{{producto4}}</w:t>
             </w:r>
           </w:p>
         </w:tc>
@@ -8741,8 +8945,8 @@
         </w:trPr>
         <w:tc>
           <w:tcPr>
-            <w:tcW w:w="875" w:type="dxa"/>
-            <w:vMerge/>
+            <w:tcW w:w="818" w:type="dxa"/>
+            <w:vMerge w:val="restart"/>
             <w:vAlign w:val="center"/>
           </w:tcPr>
           <w:p>
@@ -8765,11 +8969,22 @@
                 <w:lang w:val="es-ES_tradnl"/>
               </w:rPr>
             </w:pPr>
-          </w:p>
-        </w:tc>
-        <w:tc>
-          <w:tcPr>
-            <w:tcW w:w="1095" w:type="dxa"/>
+            <w:r>
+              <w:rPr>
+                <w:rFonts w:ascii="Arial Nova Cond" w:eastAsia="Calibri" w:hAnsi="Arial Nova Cond" w:cs="Times New Roman"/>
+                <w:b/>
+                <w:bCs/>
+                <w:sz w:val="20"/>
+                <w:szCs w:val="20"/>
+                <w:lang w:val="es-ES_tradnl"/>
+              </w:rPr>
+              <w:t>III</w:t>
+            </w:r>
+          </w:p>
+        </w:tc>
+        <w:tc>
+          <w:tcPr>
+            <w:tcW w:w="1018" w:type="dxa"/>
             <w:vAlign w:val="center"/>
           </w:tcPr>
           <w:p>
@@ -8801,39 +9016,13 @@
                 <w:szCs w:val="20"/>
                 <w:lang w:val="es-ES_tradnl"/>
               </w:rPr>
-              <w:t>U 4</w:t>
-            </w:r>
-          </w:p>
-        </w:tc>
-        <w:tc>
-          <w:tcPr>
-            <w:tcW w:w="1726" w:type="dxa"/>
-            <w:vAlign w:val="center"/>
-          </w:tcPr>
-          <w:p>
-            <w:pPr>
-              <w:pStyle w:val="Sinespaciado"/>
-              <w:jc w:val="both"/>
-              <w:rPr>
-                <w:rFonts w:ascii="Arial Nova Cond" w:hAnsi="Arial Nova Cond"/>
-                <w:sz w:val="20"/>
-                <w:szCs w:val="20"/>
-              </w:rPr>
-            </w:pPr>
-            <w:r>
-              <w:rPr>
-                <w:rFonts w:ascii="Arial Nova Cond" w:eastAsia="Calibri" w:hAnsi="Arial Nova Cond" w:cs="Times New Roman"/>
-                <w:sz w:val="20"/>
-                <w:szCs w:val="20"/>
-                <w:lang w:val="es-ES_tradnl"/>
-              </w:rPr>
-              <w:t>{{problemapotencialidad4}}</w:t>
-            </w:r>
-          </w:p>
-        </w:tc>
-        <w:tc>
-          <w:tcPr>
-            <w:tcW w:w="6169" w:type="dxa"/>
+              <w:t>U 5</w:t>
+            </w:r>
+          </w:p>
+        </w:tc>
+        <w:tc>
+          <w:tcPr>
+            <w:tcW w:w="5379" w:type="dxa"/>
             <w:vAlign w:val="center"/>
           </w:tcPr>
           <w:p>
@@ -8862,13 +9051,13 @@
                 <w:szCs w:val="20"/>
                 <w:lang w:val="es-ES_tradnl"/>
               </w:rPr>
-              <w:t>{{situacionsignificativa4}}</w:t>
-            </w:r>
-          </w:p>
-        </w:tc>
-        <w:tc>
-          <w:tcPr>
-            <w:tcW w:w="2015" w:type="dxa"/>
+              <w:t xml:space="preserve">{{situacionsignificativa5}} </w:t>
+            </w:r>
+          </w:p>
+        </w:tc>
+        <w:tc>
+          <w:tcPr>
+            <w:tcW w:w="1984" w:type="dxa"/>
             <w:vAlign w:val="center"/>
           </w:tcPr>
           <w:p>
@@ -8893,13 +9082,13 @@
                 <w:sz w:val="20"/>
                 <w:szCs w:val="20"/>
               </w:rPr>
-              <w:t>{{titulosituacionsignificativa4}}</w:t>
-            </w:r>
-          </w:p>
-        </w:tc>
-        <w:tc>
-          <w:tcPr>
-            <w:tcW w:w="1634" w:type="dxa"/>
+              <w:t>{{titulosituacionsignificativa5}}</w:t>
+            </w:r>
+          </w:p>
+        </w:tc>
+        <w:tc>
+          <w:tcPr>
+            <w:tcW w:w="2693" w:type="dxa"/>
             <w:vAlign w:val="center"/>
           </w:tcPr>
           <w:p>
@@ -8924,13 +9113,13 @@
                 <w:sz w:val="20"/>
                 <w:szCs w:val="20"/>
               </w:rPr>
-              <w:t>{{competencias4}}</w:t>
-            </w:r>
-          </w:p>
-        </w:tc>
-        <w:tc>
-          <w:tcPr>
-            <w:tcW w:w="1337" w:type="dxa"/>
+              <w:t>{{campotematico5}}</w:t>
+            </w:r>
+          </w:p>
+        </w:tc>
+        <w:tc>
+          <w:tcPr>
+            <w:tcW w:w="1560" w:type="dxa"/>
             <w:vAlign w:val="center"/>
           </w:tcPr>
           <w:p>
@@ -8938,7 +9127,7 @@
               <w:autoSpaceDE w:val="0"/>
               <w:autoSpaceDN w:val="0"/>
               <w:adjustRightInd w:val="0"/>
-              <w:jc w:val="center"/>
+              <w:jc w:val="both"/>
               <w:rPr>
                 <w:rFonts w:ascii="Arial Nova Cond" w:hAnsi="Arial Nova Cond" w:cs="Arial"/>
                 <w:color w:val="000000"/>
@@ -8955,7 +9144,38 @@
                 <w:sz w:val="20"/>
                 <w:szCs w:val="20"/>
               </w:rPr>
-              <w:t>{{producto4}}</w:t>
+              <w:t>{{competencias5}}</w:t>
+            </w:r>
+          </w:p>
+        </w:tc>
+        <w:tc>
+          <w:tcPr>
+            <w:tcW w:w="1399" w:type="dxa"/>
+            <w:vAlign w:val="center"/>
+          </w:tcPr>
+          <w:p>
+            <w:pPr>
+              <w:autoSpaceDE w:val="0"/>
+              <w:autoSpaceDN w:val="0"/>
+              <w:adjustRightInd w:val="0"/>
+              <w:jc w:val="both"/>
+              <w:rPr>
+                <w:rFonts w:ascii="Arial Nova Cond" w:hAnsi="Arial Nova Cond" w:cs="Arial"/>
+                <w:color w:val="000000"/>
+                <w:kern w:val="0"/>
+                <w:sz w:val="20"/>
+                <w:szCs w:val="20"/>
+              </w:rPr>
+            </w:pPr>
+            <w:r>
+              <w:rPr>
+                <w:rFonts w:ascii="Arial Nova Cond" w:hAnsi="Arial Nova Cond" w:cs="Arial"/>
+                <w:color w:val="000000"/>
+                <w:kern w:val="0"/>
+                <w:sz w:val="20"/>
+                <w:szCs w:val="20"/>
+              </w:rPr>
+              <w:t>{{producto5}}</w:t>
             </w:r>
           </w:p>
         </w:tc>
@@ -8967,8 +9187,8 @@
         </w:trPr>
         <w:tc>
           <w:tcPr>
-            <w:tcW w:w="875" w:type="dxa"/>
-            <w:vMerge w:val="restart"/>
+            <w:tcW w:w="818" w:type="dxa"/>
+            <w:vMerge/>
             <w:vAlign w:val="center"/>
           </w:tcPr>
           <w:p>
@@ -8991,22 +9211,11 @@
                 <w:lang w:val="es-ES_tradnl"/>
               </w:rPr>
             </w:pPr>
-            <w:r>
-              <w:rPr>
-                <w:rFonts w:ascii="Arial Nova Cond" w:eastAsia="Calibri" w:hAnsi="Arial Nova Cond" w:cs="Times New Roman"/>
-                <w:b/>
-                <w:bCs/>
-                <w:sz w:val="20"/>
-                <w:szCs w:val="20"/>
-                <w:lang w:val="es-ES_tradnl"/>
-              </w:rPr>
-              <w:t>III</w:t>
-            </w:r>
-          </w:p>
-        </w:tc>
-        <w:tc>
-          <w:tcPr>
-            <w:tcW w:w="1095" w:type="dxa"/>
+          </w:p>
+        </w:tc>
+        <w:tc>
+          <w:tcPr>
+            <w:tcW w:w="1018" w:type="dxa"/>
             <w:vAlign w:val="center"/>
           </w:tcPr>
           <w:p>
@@ -9038,40 +9247,13 @@
                 <w:szCs w:val="20"/>
                 <w:lang w:val="es-ES_tradnl"/>
               </w:rPr>
-              <w:t>U 5</w:t>
-            </w:r>
-          </w:p>
-        </w:tc>
-        <w:tc>
-          <w:tcPr>
-            <w:tcW w:w="1726" w:type="dxa"/>
-            <w:vAlign w:val="center"/>
-          </w:tcPr>
-          <w:p>
-            <w:pPr>
-              <w:pStyle w:val="Sinespaciado"/>
-              <w:jc w:val="both"/>
-              <w:rPr>
-                <w:rFonts w:ascii="Arial Nova Cond" w:hAnsi="Arial Nova Cond"/>
-                <w:color w:val="000000" w:themeColor="text1"/>
-                <w:sz w:val="20"/>
-                <w:szCs w:val="20"/>
-              </w:rPr>
-            </w:pPr>
-            <w:r>
-              <w:rPr>
-                <w:rFonts w:ascii="Arial Nova Cond" w:eastAsia="Calibri" w:hAnsi="Arial Nova Cond" w:cs="Times New Roman"/>
-                <w:sz w:val="20"/>
-                <w:szCs w:val="20"/>
-                <w:lang w:val="es-ES_tradnl"/>
-              </w:rPr>
-              <w:t>{{problemapotencialidad5}}</w:t>
-            </w:r>
-          </w:p>
-        </w:tc>
-        <w:tc>
-          <w:tcPr>
-            <w:tcW w:w="6169" w:type="dxa"/>
+              <w:t>U 6</w:t>
+            </w:r>
+          </w:p>
+        </w:tc>
+        <w:tc>
+          <w:tcPr>
+            <w:tcW w:w="5379" w:type="dxa"/>
             <w:vAlign w:val="center"/>
           </w:tcPr>
           <w:p>
@@ -9087,7 +9269,6 @@
               <w:jc w:val="both"/>
               <w:rPr>
                 <w:rFonts w:ascii="Arial Nova Cond" w:eastAsia="Calibri" w:hAnsi="Arial Nova Cond" w:cs="Times New Roman"/>
-                <w:color w:val="000000" w:themeColor="text1"/>
                 <w:sz w:val="20"/>
                 <w:szCs w:val="20"/>
                 <w:lang w:val="es-ES_tradnl"/>
@@ -9100,13 +9281,13 @@
                 <w:szCs w:val="20"/>
                 <w:lang w:val="es-ES_tradnl"/>
               </w:rPr>
-              <w:t>{{situacionsignificativa5}}</w:t>
-            </w:r>
-          </w:p>
-        </w:tc>
-        <w:tc>
-          <w:tcPr>
-            <w:tcW w:w="2015" w:type="dxa"/>
+              <w:t>{{situacionsignificativa6}}</w:t>
+            </w:r>
+          </w:p>
+        </w:tc>
+        <w:tc>
+          <w:tcPr>
+            <w:tcW w:w="1984" w:type="dxa"/>
             <w:vAlign w:val="center"/>
           </w:tcPr>
           <w:p>
@@ -9117,7 +9298,7 @@
               <w:jc w:val="center"/>
               <w:rPr>
                 <w:rFonts w:ascii="Arial Nova Cond" w:hAnsi="Arial Nova Cond" w:cs="Arial"/>
-                <w:color w:val="000000" w:themeColor="text1"/>
+                <w:color w:val="0070C0"/>
                 <w:kern w:val="0"/>
                 <w:sz w:val="20"/>
                 <w:szCs w:val="20"/>
@@ -9131,13 +9312,13 @@
                 <w:sz w:val="20"/>
                 <w:szCs w:val="20"/>
               </w:rPr>
-              <w:t>{{titulosituacionsignificativa5}}</w:t>
-            </w:r>
-          </w:p>
-        </w:tc>
-        <w:tc>
-          <w:tcPr>
-            <w:tcW w:w="1634" w:type="dxa"/>
+              <w:t>{{titulosituacionsignificativa6}}</w:t>
+            </w:r>
+          </w:p>
+        </w:tc>
+        <w:tc>
+          <w:tcPr>
+            <w:tcW w:w="2693" w:type="dxa"/>
             <w:vAlign w:val="center"/>
           </w:tcPr>
           <w:p>
@@ -9162,13 +9343,13 @@
                 <w:sz w:val="20"/>
                 <w:szCs w:val="20"/>
               </w:rPr>
-              <w:t>{{competencias5}}</w:t>
-            </w:r>
-          </w:p>
-        </w:tc>
-        <w:tc>
-          <w:tcPr>
-            <w:tcW w:w="1337" w:type="dxa"/>
+              <w:t>{{campotematico6}}</w:t>
+            </w:r>
+          </w:p>
+        </w:tc>
+        <w:tc>
+          <w:tcPr>
+            <w:tcW w:w="1560" w:type="dxa"/>
             <w:vAlign w:val="center"/>
           </w:tcPr>
           <w:p>
@@ -9176,7 +9357,7 @@
               <w:autoSpaceDE w:val="0"/>
               <w:autoSpaceDN w:val="0"/>
               <w:adjustRightInd w:val="0"/>
-              <w:jc w:val="center"/>
+              <w:jc w:val="both"/>
               <w:rPr>
                 <w:rFonts w:ascii="Arial Nova Cond" w:hAnsi="Arial Nova Cond" w:cs="Arial"/>
                 <w:color w:val="000000"/>
@@ -9193,7 +9374,38 @@
                 <w:sz w:val="20"/>
                 <w:szCs w:val="20"/>
               </w:rPr>
-              <w:t>{{producto5}}</w:t>
+              <w:t>{{competencias6}}</w:t>
+            </w:r>
+          </w:p>
+        </w:tc>
+        <w:tc>
+          <w:tcPr>
+            <w:tcW w:w="1399" w:type="dxa"/>
+            <w:vAlign w:val="center"/>
+          </w:tcPr>
+          <w:p>
+            <w:pPr>
+              <w:autoSpaceDE w:val="0"/>
+              <w:autoSpaceDN w:val="0"/>
+              <w:adjustRightInd w:val="0"/>
+              <w:jc w:val="both"/>
+              <w:rPr>
+                <w:rFonts w:ascii="Arial Nova Cond" w:hAnsi="Arial Nova Cond" w:cs="Arial"/>
+                <w:color w:val="000000"/>
+                <w:kern w:val="0"/>
+                <w:sz w:val="20"/>
+                <w:szCs w:val="20"/>
+              </w:rPr>
+            </w:pPr>
+            <w:r>
+              <w:rPr>
+                <w:rFonts w:ascii="Arial Nova Cond" w:hAnsi="Arial Nova Cond" w:cs="Arial"/>
+                <w:color w:val="000000"/>
+                <w:kern w:val="0"/>
+                <w:sz w:val="20"/>
+                <w:szCs w:val="20"/>
+              </w:rPr>
+              <w:t>{{producto6}}</w:t>
             </w:r>
           </w:p>
         </w:tc>
@@ -9205,8 +9417,8 @@
         </w:trPr>
         <w:tc>
           <w:tcPr>
-            <w:tcW w:w="875" w:type="dxa"/>
-            <w:vMerge/>
+            <w:tcW w:w="818" w:type="dxa"/>
+            <w:vMerge w:val="restart"/>
             <w:vAlign w:val="center"/>
           </w:tcPr>
           <w:p>
@@ -9229,11 +9441,22 @@
                 <w:lang w:val="es-ES_tradnl"/>
               </w:rPr>
             </w:pPr>
-          </w:p>
-        </w:tc>
-        <w:tc>
-          <w:tcPr>
-            <w:tcW w:w="1095" w:type="dxa"/>
+            <w:r>
+              <w:rPr>
+                <w:rFonts w:ascii="Arial Nova Cond" w:eastAsia="Calibri" w:hAnsi="Arial Nova Cond" w:cs="Times New Roman"/>
+                <w:b/>
+                <w:bCs/>
+                <w:sz w:val="20"/>
+                <w:szCs w:val="20"/>
+                <w:lang w:val="es-ES_tradnl"/>
+              </w:rPr>
+              <w:t>IV</w:t>
+            </w:r>
+          </w:p>
+        </w:tc>
+        <w:tc>
+          <w:tcPr>
+            <w:tcW w:w="1018" w:type="dxa"/>
             <w:vAlign w:val="center"/>
           </w:tcPr>
           <w:p>
@@ -9265,39 +9488,13 @@
                 <w:szCs w:val="20"/>
                 <w:lang w:val="es-ES_tradnl"/>
               </w:rPr>
-              <w:t>U 6</w:t>
-            </w:r>
-          </w:p>
-        </w:tc>
-        <w:tc>
-          <w:tcPr>
-            <w:tcW w:w="1726" w:type="dxa"/>
-            <w:vAlign w:val="center"/>
-          </w:tcPr>
-          <w:p>
-            <w:pPr>
-              <w:pStyle w:val="Sinespaciado"/>
-              <w:jc w:val="both"/>
-              <w:rPr>
-                <w:rFonts w:ascii="Arial Nova Cond" w:hAnsi="Arial Nova Cond"/>
-                <w:sz w:val="20"/>
-                <w:szCs w:val="20"/>
-              </w:rPr>
-            </w:pPr>
-            <w:r>
-              <w:rPr>
-                <w:rFonts w:ascii="Arial Nova Cond" w:eastAsia="Calibri" w:hAnsi="Arial Nova Cond" w:cs="Times New Roman"/>
-                <w:sz w:val="20"/>
-                <w:szCs w:val="20"/>
-                <w:lang w:val="es-ES_tradnl"/>
-              </w:rPr>
-              <w:t>{{problemapotencialidad6}}</w:t>
-            </w:r>
-          </w:p>
-        </w:tc>
-        <w:tc>
-          <w:tcPr>
-            <w:tcW w:w="6169" w:type="dxa"/>
+              <w:t>U 7</w:t>
+            </w:r>
+          </w:p>
+        </w:tc>
+        <w:tc>
+          <w:tcPr>
+            <w:tcW w:w="5379" w:type="dxa"/>
             <w:vAlign w:val="center"/>
           </w:tcPr>
           <w:p>
@@ -9312,26 +9509,26 @@
               <w:ind w:left="0"/>
               <w:jc w:val="both"/>
               <w:rPr>
+                <w:rFonts w:ascii="Arial Nova Cond" w:hAnsi="Arial Nova Cond"/>
+                <w:color w:val="000000" w:themeColor="text1"/>
+                <w:sz w:val="20"/>
+                <w:szCs w:val="20"/>
+              </w:rPr>
+            </w:pPr>
+            <w:r>
+              <w:rPr>
                 <w:rFonts w:ascii="Arial Nova Cond" w:eastAsia="Calibri" w:hAnsi="Arial Nova Cond" w:cs="Times New Roman"/>
                 <w:sz w:val="20"/>
                 <w:szCs w:val="20"/>
                 <w:lang w:val="es-ES_tradnl"/>
               </w:rPr>
-            </w:pPr>
-            <w:r>
-              <w:rPr>
-                <w:rFonts w:ascii="Arial Nova Cond" w:eastAsia="Calibri" w:hAnsi="Arial Nova Cond" w:cs="Times New Roman"/>
-                <w:sz w:val="20"/>
-                <w:szCs w:val="20"/>
-                <w:lang w:val="es-ES_tradnl"/>
-              </w:rPr>
-              <w:t>{{situacionsignificativa6}}</w:t>
-            </w:r>
-          </w:p>
-        </w:tc>
-        <w:tc>
-          <w:tcPr>
-            <w:tcW w:w="2015" w:type="dxa"/>
+              <w:t>{{situacionsignificativa7}}</w:t>
+            </w:r>
+          </w:p>
+        </w:tc>
+        <w:tc>
+          <w:tcPr>
+            <w:tcW w:w="1984" w:type="dxa"/>
             <w:vAlign w:val="center"/>
           </w:tcPr>
           <w:p>
@@ -9342,7 +9539,7 @@
               <w:jc w:val="center"/>
               <w:rPr>
                 <w:rFonts w:ascii="Arial Nova Cond" w:hAnsi="Arial Nova Cond" w:cs="Arial"/>
-                <w:color w:val="0070C0"/>
+                <w:color w:val="000000" w:themeColor="text1"/>
                 <w:kern w:val="0"/>
                 <w:sz w:val="20"/>
                 <w:szCs w:val="20"/>
@@ -9356,13 +9553,13 @@
                 <w:sz w:val="20"/>
                 <w:szCs w:val="20"/>
               </w:rPr>
-              <w:t>{{titulosituacionsignificativa6}}</w:t>
-            </w:r>
-          </w:p>
-        </w:tc>
-        <w:tc>
-          <w:tcPr>
-            <w:tcW w:w="1634" w:type="dxa"/>
+              <w:t>{{titulosituacionsignificativa7}}</w:t>
+            </w:r>
+          </w:p>
+        </w:tc>
+        <w:tc>
+          <w:tcPr>
+            <w:tcW w:w="2693" w:type="dxa"/>
             <w:vAlign w:val="center"/>
           </w:tcPr>
           <w:p>
@@ -9387,13 +9584,13 @@
                 <w:sz w:val="20"/>
                 <w:szCs w:val="20"/>
               </w:rPr>
-              <w:t>{{competencias6}}</w:t>
-            </w:r>
-          </w:p>
-        </w:tc>
-        <w:tc>
-          <w:tcPr>
-            <w:tcW w:w="1337" w:type="dxa"/>
+              <w:t>{{campotematico7}}</w:t>
+            </w:r>
+          </w:p>
+        </w:tc>
+        <w:tc>
+          <w:tcPr>
+            <w:tcW w:w="1560" w:type="dxa"/>
             <w:vAlign w:val="center"/>
           </w:tcPr>
           <w:p>
@@ -9401,7 +9598,7 @@
               <w:autoSpaceDE w:val="0"/>
               <w:autoSpaceDN w:val="0"/>
               <w:adjustRightInd w:val="0"/>
-              <w:jc w:val="center"/>
+              <w:jc w:val="both"/>
               <w:rPr>
                 <w:rFonts w:ascii="Arial Nova Cond" w:hAnsi="Arial Nova Cond" w:cs="Arial"/>
                 <w:color w:val="000000"/>
@@ -9418,7 +9615,38 @@
                 <w:sz w:val="20"/>
                 <w:szCs w:val="20"/>
               </w:rPr>
-              <w:t>{{producto6}}</w:t>
+              <w:t>{{competencias7}}</w:t>
+            </w:r>
+          </w:p>
+        </w:tc>
+        <w:tc>
+          <w:tcPr>
+            <w:tcW w:w="1399" w:type="dxa"/>
+            <w:vAlign w:val="center"/>
+          </w:tcPr>
+          <w:p>
+            <w:pPr>
+              <w:autoSpaceDE w:val="0"/>
+              <w:autoSpaceDN w:val="0"/>
+              <w:adjustRightInd w:val="0"/>
+              <w:jc w:val="both"/>
+              <w:rPr>
+                <w:rFonts w:ascii="Arial Nova Cond" w:hAnsi="Arial Nova Cond" w:cs="Arial"/>
+                <w:color w:val="000000"/>
+                <w:kern w:val="0"/>
+                <w:sz w:val="20"/>
+                <w:szCs w:val="20"/>
+              </w:rPr>
+            </w:pPr>
+            <w:r>
+              <w:rPr>
+                <w:rFonts w:ascii="Arial Nova Cond" w:hAnsi="Arial Nova Cond" w:cs="Arial"/>
+                <w:color w:val="000000"/>
+                <w:kern w:val="0"/>
+                <w:sz w:val="20"/>
+                <w:szCs w:val="20"/>
+              </w:rPr>
+              <w:t>{{producto7}}</w:t>
             </w:r>
           </w:p>
         </w:tc>
@@ -9430,8 +9658,8 @@
         </w:trPr>
         <w:tc>
           <w:tcPr>
-            <w:tcW w:w="875" w:type="dxa"/>
-            <w:vMerge w:val="restart"/>
+            <w:tcW w:w="818" w:type="dxa"/>
+            <w:vMerge/>
             <w:vAlign w:val="center"/>
           </w:tcPr>
           <w:p>
@@ -9454,22 +9682,11 @@
                 <w:lang w:val="es-ES_tradnl"/>
               </w:rPr>
             </w:pPr>
-            <w:r>
-              <w:rPr>
-                <w:rFonts w:ascii="Arial Nova Cond" w:eastAsia="Calibri" w:hAnsi="Arial Nova Cond" w:cs="Times New Roman"/>
-                <w:b/>
-                <w:bCs/>
-                <w:sz w:val="20"/>
-                <w:szCs w:val="20"/>
-                <w:lang w:val="es-ES_tradnl"/>
-              </w:rPr>
-              <w:t>IV</w:t>
-            </w:r>
-          </w:p>
-        </w:tc>
-        <w:tc>
-          <w:tcPr>
-            <w:tcW w:w="1095" w:type="dxa"/>
+          </w:p>
+        </w:tc>
+        <w:tc>
+          <w:tcPr>
+            <w:tcW w:w="1018" w:type="dxa"/>
             <w:vAlign w:val="center"/>
           </w:tcPr>
           <w:p>
@@ -9501,13 +9718,13 @@
                 <w:szCs w:val="20"/>
                 <w:lang w:val="es-ES_tradnl"/>
               </w:rPr>
-              <w:t>U 7</w:t>
-            </w:r>
-          </w:p>
-        </w:tc>
-        <w:tc>
-          <w:tcPr>
-            <w:tcW w:w="1726" w:type="dxa"/>
+              <w:t>U 8</w:t>
+            </w:r>
+          </w:p>
+        </w:tc>
+        <w:tc>
+          <w:tcPr>
+            <w:tcW w:w="5379" w:type="dxa"/>
             <w:vAlign w:val="center"/>
           </w:tcPr>
           <w:p>
@@ -9520,6 +9737,7 @@
               </w:tabs>
               <w:spacing w:line="276" w:lineRule="auto"/>
               <w:ind w:left="0"/>
+              <w:jc w:val="both"/>
               <w:rPr>
                 <w:rFonts w:ascii="Arial Nova Cond" w:eastAsia="Calibri" w:hAnsi="Arial Nova Cond" w:cs="Times New Roman"/>
                 <w:color w:val="000000" w:themeColor="text1"/>
@@ -9535,47 +9753,13 @@
                 <w:szCs w:val="20"/>
                 <w:lang w:val="es-ES_tradnl"/>
               </w:rPr>
-              <w:t>{{problemapotencialidad7}}</w:t>
-            </w:r>
-          </w:p>
-        </w:tc>
-        <w:tc>
-          <w:tcPr>
-            <w:tcW w:w="6169" w:type="dxa"/>
-            <w:vAlign w:val="center"/>
-          </w:tcPr>
-          <w:p>
-            <w:pPr>
-              <w:pStyle w:val="Prrafodelista"/>
-              <w:tabs>
-                <w:tab w:val="left" w:pos="0"/>
-                <w:tab w:val="left" w:pos="142"/>
-                <w:tab w:val="left" w:pos="284"/>
-              </w:tabs>
-              <w:spacing w:line="276" w:lineRule="auto"/>
-              <w:ind w:left="0"/>
-              <w:jc w:val="both"/>
-              <w:rPr>
-                <w:rFonts w:ascii="Arial Nova Cond" w:hAnsi="Arial Nova Cond"/>
-                <w:color w:val="000000" w:themeColor="text1"/>
-                <w:sz w:val="20"/>
-                <w:szCs w:val="20"/>
-              </w:rPr>
-            </w:pPr>
-            <w:r>
-              <w:rPr>
-                <w:rFonts w:ascii="Arial Nova Cond" w:eastAsia="Calibri" w:hAnsi="Arial Nova Cond" w:cs="Times New Roman"/>
-                <w:sz w:val="20"/>
-                <w:szCs w:val="20"/>
-                <w:lang w:val="es-ES_tradnl"/>
-              </w:rPr>
-              <w:t>{{situacionsignificativa7}}</w:t>
-            </w:r>
-          </w:p>
-        </w:tc>
-        <w:tc>
-          <w:tcPr>
-            <w:tcW w:w="2015" w:type="dxa"/>
+              <w:t>{{situacionsignificativa8}}</w:t>
+            </w:r>
+          </w:p>
+        </w:tc>
+        <w:tc>
+          <w:tcPr>
+            <w:tcW w:w="1984" w:type="dxa"/>
             <w:vAlign w:val="center"/>
           </w:tcPr>
           <w:p>
@@ -9585,11 +9769,10 @@
               <w:adjustRightInd w:val="0"/>
               <w:jc w:val="center"/>
               <w:rPr>
-                <w:rFonts w:ascii="Arial Nova Cond" w:hAnsi="Arial Nova Cond" w:cs="Arial"/>
-                <w:color w:val="000000" w:themeColor="text1"/>
-                <w:kern w:val="0"/>
-                <w:sz w:val="20"/>
-                <w:szCs w:val="20"/>
+                <w:rFonts w:ascii="Arial Nova Cond" w:eastAsia="Calibri" w:hAnsi="Arial Nova Cond" w:cs="Times New Roman"/>
+                <w:sz w:val="20"/>
+                <w:szCs w:val="20"/>
+                <w:lang w:val="es-ES_tradnl"/>
               </w:rPr>
             </w:pPr>
             <w:r>
@@ -9600,13 +9783,13 @@
                 <w:sz w:val="20"/>
                 <w:szCs w:val="20"/>
               </w:rPr>
-              <w:t>{{titulosituacionsignificativa7}}</w:t>
-            </w:r>
-          </w:p>
-        </w:tc>
-        <w:tc>
-          <w:tcPr>
-            <w:tcW w:w="1634" w:type="dxa"/>
+              <w:t>{{titulosituacionsignificativa8}}</w:t>
+            </w:r>
+          </w:p>
+        </w:tc>
+        <w:tc>
+          <w:tcPr>
+            <w:tcW w:w="2693" w:type="dxa"/>
             <w:vAlign w:val="center"/>
           </w:tcPr>
           <w:p>
@@ -9631,215 +9814,13 @@
                 <w:sz w:val="20"/>
                 <w:szCs w:val="20"/>
               </w:rPr>
-              <w:t>{{competencias7}}</w:t>
-            </w:r>
-          </w:p>
-        </w:tc>
-        <w:tc>
-          <w:tcPr>
-            <w:tcW w:w="1337" w:type="dxa"/>
-            <w:vAlign w:val="center"/>
-          </w:tcPr>
-          <w:p>
-            <w:pPr>
-              <w:autoSpaceDE w:val="0"/>
-              <w:autoSpaceDN w:val="0"/>
-              <w:adjustRightInd w:val="0"/>
-              <w:jc w:val="center"/>
-              <w:rPr>
-                <w:rFonts w:ascii="Arial Nova Cond" w:hAnsi="Arial Nova Cond" w:cs="Arial"/>
-                <w:color w:val="000000"/>
-                <w:kern w:val="0"/>
-                <w:sz w:val="20"/>
-                <w:szCs w:val="20"/>
-              </w:rPr>
-            </w:pPr>
-            <w:r>
-              <w:rPr>
-                <w:rFonts w:ascii="Arial Nova Cond" w:hAnsi="Arial Nova Cond" w:cs="Arial"/>
-                <w:color w:val="000000"/>
-                <w:kern w:val="0"/>
-                <w:sz w:val="20"/>
-                <w:szCs w:val="20"/>
-              </w:rPr>
-              <w:t>{{producto7}}</w:t>
-            </w:r>
-          </w:p>
-        </w:tc>
-      </w:tr>
-      <w:tr>
-        <w:trPr>
-          <w:trHeight w:val="756"/>
-          <w:jc w:val="center"/>
-        </w:trPr>
-        <w:tc>
-          <w:tcPr>
-            <w:tcW w:w="875" w:type="dxa"/>
-            <w:vMerge/>
-            <w:vAlign w:val="center"/>
-          </w:tcPr>
-          <w:p>
-            <w:pPr>
-              <w:pStyle w:val="Prrafodelista"/>
-              <w:tabs>
-                <w:tab w:val="left" w:pos="0"/>
-                <w:tab w:val="left" w:pos="142"/>
-                <w:tab w:val="left" w:pos="284"/>
-              </w:tabs>
-              <w:spacing w:line="276" w:lineRule="auto"/>
-              <w:ind w:left="0"/>
-              <w:jc w:val="center"/>
-              <w:rPr>
-                <w:rFonts w:ascii="Arial Nova Cond" w:eastAsia="Calibri" w:hAnsi="Arial Nova Cond" w:cs="Times New Roman"/>
-                <w:b/>
-                <w:bCs/>
-                <w:sz w:val="20"/>
-                <w:szCs w:val="20"/>
-                <w:lang w:val="es-ES_tradnl"/>
-              </w:rPr>
-            </w:pPr>
-          </w:p>
-        </w:tc>
-        <w:tc>
-          <w:tcPr>
-            <w:tcW w:w="1095" w:type="dxa"/>
-            <w:vAlign w:val="center"/>
-          </w:tcPr>
-          <w:p>
-            <w:pPr>
-              <w:pStyle w:val="Prrafodelista"/>
-              <w:tabs>
-                <w:tab w:val="left" w:pos="0"/>
-                <w:tab w:val="left" w:pos="142"/>
-                <w:tab w:val="left" w:pos="284"/>
-              </w:tabs>
-              <w:spacing w:line="276" w:lineRule="auto"/>
-              <w:ind w:left="0"/>
-              <w:jc w:val="center"/>
-              <w:rPr>
-                <w:rFonts w:ascii="Arial Nova Cond" w:eastAsia="Calibri" w:hAnsi="Arial Nova Cond" w:cs="Times New Roman"/>
-                <w:b/>
-                <w:bCs/>
-                <w:sz w:val="20"/>
-                <w:szCs w:val="20"/>
-                <w:lang w:val="es-ES_tradnl"/>
-              </w:rPr>
-            </w:pPr>
-            <w:r>
-              <w:rPr>
-                <w:rFonts w:ascii="Arial Nova Cond" w:eastAsia="Calibri" w:hAnsi="Arial Nova Cond" w:cs="Times New Roman"/>
-                <w:b/>
-                <w:bCs/>
-                <w:sz w:val="20"/>
-                <w:szCs w:val="20"/>
-                <w:lang w:val="es-ES_tradnl"/>
-              </w:rPr>
-              <w:t>U 8</w:t>
-            </w:r>
-          </w:p>
-        </w:tc>
-        <w:tc>
-          <w:tcPr>
-            <w:tcW w:w="1726" w:type="dxa"/>
-            <w:vAlign w:val="center"/>
-          </w:tcPr>
-          <w:p>
-            <w:pPr>
-              <w:pStyle w:val="Prrafodelista"/>
-              <w:tabs>
-                <w:tab w:val="left" w:pos="0"/>
-                <w:tab w:val="left" w:pos="142"/>
-                <w:tab w:val="left" w:pos="284"/>
-              </w:tabs>
-              <w:spacing w:line="276" w:lineRule="auto"/>
-              <w:ind w:left="0"/>
-              <w:rPr>
-                <w:rFonts w:ascii="Arial Nova Cond" w:eastAsia="Calibri" w:hAnsi="Arial Nova Cond" w:cs="Times New Roman"/>
-                <w:color w:val="000000" w:themeColor="text1"/>
-                <w:sz w:val="20"/>
-                <w:szCs w:val="20"/>
-                <w:lang w:val="es-ES_tradnl"/>
-              </w:rPr>
-            </w:pPr>
-            <w:r>
-              <w:rPr>
-                <w:rFonts w:ascii="Arial Nova Cond" w:eastAsia="Calibri" w:hAnsi="Arial Nova Cond" w:cs="Times New Roman"/>
-                <w:sz w:val="20"/>
-                <w:szCs w:val="20"/>
-                <w:lang w:val="es-ES_tradnl"/>
-              </w:rPr>
-              <w:t>{{problemapotencialidad8}}</w:t>
-            </w:r>
-          </w:p>
-        </w:tc>
-        <w:tc>
-          <w:tcPr>
-            <w:tcW w:w="6169" w:type="dxa"/>
-            <w:vAlign w:val="center"/>
-          </w:tcPr>
-          <w:p>
-            <w:pPr>
-              <w:pStyle w:val="Prrafodelista"/>
-              <w:tabs>
-                <w:tab w:val="left" w:pos="0"/>
-                <w:tab w:val="left" w:pos="142"/>
-                <w:tab w:val="left" w:pos="284"/>
-              </w:tabs>
-              <w:spacing w:line="276" w:lineRule="auto"/>
-              <w:ind w:left="0"/>
-              <w:jc w:val="both"/>
-              <w:rPr>
-                <w:rFonts w:ascii="Arial Nova Cond" w:eastAsia="Calibri" w:hAnsi="Arial Nova Cond" w:cs="Times New Roman"/>
-                <w:color w:val="000000" w:themeColor="text1"/>
-                <w:sz w:val="20"/>
-                <w:szCs w:val="20"/>
-                <w:lang w:val="es-ES_tradnl"/>
-              </w:rPr>
-            </w:pPr>
-            <w:r>
-              <w:rPr>
-                <w:rFonts w:ascii="Arial Nova Cond" w:eastAsia="Calibri" w:hAnsi="Arial Nova Cond" w:cs="Times New Roman"/>
-                <w:sz w:val="20"/>
-                <w:szCs w:val="20"/>
-                <w:lang w:val="es-ES_tradnl"/>
-              </w:rPr>
-              <w:t>{{situacionsignificativa8}}</w:t>
-            </w:r>
-          </w:p>
-        </w:tc>
-        <w:tc>
-          <w:tcPr>
-            <w:tcW w:w="2015" w:type="dxa"/>
-            <w:vAlign w:val="center"/>
-          </w:tcPr>
-          <w:p>
-            <w:pPr>
-              <w:autoSpaceDE w:val="0"/>
-              <w:autoSpaceDN w:val="0"/>
-              <w:adjustRightInd w:val="0"/>
-              <w:jc w:val="center"/>
-              <w:rPr>
-                <w:rFonts w:ascii="Arial Nova Cond" w:eastAsia="Calibri" w:hAnsi="Arial Nova Cond" w:cs="Times New Roman"/>
-                <w:sz w:val="20"/>
-                <w:szCs w:val="20"/>
-                <w:lang w:val="es-ES_tradnl"/>
-              </w:rPr>
-            </w:pPr>
-            <w:r>
-              <w:rPr>
-                <w:rFonts w:ascii="Arial Nova Cond" w:hAnsi="Arial Nova Cond" w:cs="Arial"/>
-                <w:color w:val="000000"/>
-                <w:kern w:val="0"/>
-                <w:sz w:val="20"/>
-                <w:szCs w:val="20"/>
-              </w:rPr>
-              <w:t>{{titulosituacionsignificativa8}}</w:t>
-            </w:r>
-          </w:p>
-        </w:tc>
-        <w:tc>
-          <w:tcPr>
-            <w:tcW w:w="1634" w:type="dxa"/>
+              <w:t>{{campotematico8}}</w:t>
+            </w:r>
+          </w:p>
+        </w:tc>
+        <w:tc>
+          <w:tcPr>
+            <w:tcW w:w="1560" w:type="dxa"/>
             <w:vAlign w:val="center"/>
           </w:tcPr>
           <w:p>
@@ -9870,7 +9851,7 @@
         </w:tc>
         <w:tc>
           <w:tcPr>
-            <w:tcW w:w="1337" w:type="dxa"/>
+            <w:tcW w:w="1399" w:type="dxa"/>
             <w:vAlign w:val="center"/>
           </w:tcPr>
           <w:p>
@@ -9878,7 +9859,7 @@
               <w:autoSpaceDE w:val="0"/>
               <w:autoSpaceDN w:val="0"/>
               <w:adjustRightInd w:val="0"/>
-              <w:jc w:val="center"/>
+              <w:jc w:val="both"/>
               <w:rPr>
                 <w:rFonts w:ascii="Arial Nova Cond" w:hAnsi="Arial Nova Cond" w:cs="Arial"/>
                 <w:color w:val="000000"/>
@@ -9902,19 +9883,6 @@
       </w:tr>
       <w:bookmarkEnd w:id="1"/>
     </w:tbl>
-    <w:p>
-      <w:pPr>
-        <w:pStyle w:val="Prrafodelista"/>
-        <w:spacing w:line="276" w:lineRule="auto"/>
-        <w:ind w:left="-284" w:right="-455"/>
-        <w:rPr>
-          <w:rFonts w:ascii="Arial Nova Cond Light" w:hAnsi="Arial Nova Cond Light" w:cs="Times New Roman"/>
-          <w:b/>
-          <w:bCs/>
-          <w:color w:val="000000" w:themeColor="text1"/>
-        </w:rPr>
-      </w:pPr>
-    </w:p>
     <w:p>
       <w:pPr>
         <w:pStyle w:val="Prrafodelista"/>
@@ -9965,6 +9933,7 @@
           <w:bCs/>
           <w:color w:val="000000" w:themeColor="text1"/>
         </w:rPr>
+        <w:lastRenderedPageBreak/>
         <w:t xml:space="preserve">ORGANIZACIÓN DE LOS PROPÓSITOS DE APRENDIZAJE: </w:t>
       </w:r>
     </w:p>
@@ -12173,8 +12142,14 @@
               <w:rPr>
                 <w:rFonts w:ascii="Arial Nova Cond Light" w:hAnsi="Arial Nova Cond Light" w:cs="Times New Roman"/>
               </w:rPr>
+              <w:t xml:space="preserve">Se desenvuelve en entornos virtuales </w:t>
+            </w:r>
+            <w:r>
+              <w:rPr>
+                <w:rFonts w:ascii="Arial Nova Cond Light" w:hAnsi="Arial Nova Cond Light" w:cs="Times New Roman"/>
+              </w:rPr>
               <w:lastRenderedPageBreak/>
-              <w:t>Se desenvuelve en entornos virtuales generados por las TIC</w:t>
+              <w:t>generados por las TIC</w:t>
             </w:r>
           </w:p>
         </w:tc>
@@ -12199,6 +12174,7 @@
                 <w:rFonts w:ascii="Arial Nova Cond Light" w:hAnsi="Arial Nova Cond Light"/>
                 <w:bCs/>
               </w:rPr>
+              <w:lastRenderedPageBreak/>
               <w:t xml:space="preserve">Personaliza entornos virtuales:  </w:t>
             </w:r>
           </w:p>
@@ -14251,7 +14227,6 @@
                 <w:b/>
                 <w:bCs/>
               </w:rPr>
-              <w:lastRenderedPageBreak/>
               <w:t>Enfoques</w:t>
             </w:r>
           </w:p>
@@ -14991,6 +14966,7 @@
               <w:rPr>
                 <w:rFonts w:ascii="Arial Nova Cond Light" w:hAnsi="Arial Nova Cond Light" w:cs="Times New Roman"/>
               </w:rPr>
+              <w:lastRenderedPageBreak/>
               <w:t xml:space="preserve">Enfoque Intercultural. </w:t>
             </w:r>
           </w:p>
@@ -18939,7 +18915,6 @@
                 <w:szCs w:val="20"/>
                 <w:lang w:eastAsia="es-ES"/>
               </w:rPr>
-              <w:lastRenderedPageBreak/>
               <w:t>ESTANDAR DE APRENDIZAJE</w:t>
             </w:r>
           </w:p>
@@ -19132,6 +19107,7 @@
                 <w:szCs w:val="20"/>
                 <w:lang w:eastAsia="es-ES"/>
               </w:rPr>
+              <w:lastRenderedPageBreak/>
               <w:t>Gestiona información del entorno virtual.</w:t>
             </w:r>
           </w:p>
@@ -19237,6 +19213,7 @@
                 <w:szCs w:val="20"/>
                 <w:lang w:eastAsia="es-ES"/>
               </w:rPr>
+              <w:lastRenderedPageBreak/>
               <w:t>Accede a plataformas virtuales para desarrollar aprendizajes de diversas áreas curriculares seleccionando opciones, herramientas y aplicaciones, y realizando configuraciones de manera autónoma y responsable.</w:t>
             </w:r>
           </w:p>
@@ -19271,6 +19248,7 @@
                 <w:szCs w:val="20"/>
                 <w:lang w:eastAsia="es-ES"/>
               </w:rPr>
+              <w:lastRenderedPageBreak/>
               <w:t>Emplea diversas fuentes con criterios de credibilidad, pertinencia y eficacia utilizando herramientas digitales de autor cuando realiza una investigación sobre un tema específico.</w:t>
             </w:r>
           </w:p>
@@ -19502,6 +19480,7 @@
                 <w:szCs w:val="20"/>
                 <w:lang w:eastAsia="es-ES"/>
               </w:rPr>
+              <w:lastRenderedPageBreak/>
               <w:t>COMPETENCIA 29:</w:t>
             </w:r>
           </w:p>
@@ -19917,7 +19896,6 @@
                 <w:szCs w:val="20"/>
                 <w:lang w:eastAsia="es-ES"/>
               </w:rPr>
-              <w:lastRenderedPageBreak/>
               <w:t xml:space="preserve">Revisa de manera permanente la aplicación de estrategias, los avances de las acciones propuestas, su experiencia previa, y la secuencia y la priorización de actividades que hacen posible el logro de la meta de aprendizaje. Evalúa los resultados y los aportes que le brindan los demás para decidir si realizará o no cambios en las estrategias para el éxito de la meta de aprendizaje. </w:t>
             </w:r>
           </w:p>
@@ -20008,6 +19986,7 @@
           <w:bCs/>
           <w:color w:val="000000" w:themeColor="text1"/>
         </w:rPr>
+        <w:lastRenderedPageBreak/>
         <w:t>MATERIALES Y RECURSOS EDUCATIVOS:</w:t>
       </w:r>
     </w:p>
@@ -20872,15 +20851,7 @@
                 <w:rFonts w:ascii="Arial Nova Cond Light" w:hAnsi="Arial Nova Cond Light"/>
                 <w:color w:val="000000" w:themeColor="text1"/>
               </w:rPr>
-              <w:t xml:space="preserve">La evaluación formativa está alineada con el enfoque por competencias, ya que permite a los docentes monitorear el desarrollo progresivo de las competencias en los estudiantes. Esta evaluación proporciona información clave para adaptar el proceso de enseñanza en tiempo real, de acuerdo con las metas establecidas </w:t>
-            </w:r>
-            <w:r>
-              <w:rPr>
-                <w:rFonts w:ascii="Arial Nova Cond Light" w:hAnsi="Arial Nova Cond Light"/>
-                <w:color w:val="000000" w:themeColor="text1"/>
-              </w:rPr>
-              <w:lastRenderedPageBreak/>
-              <w:t xml:space="preserve">en los estándares de aprendizaje. Además, facilita la personalización del proceso educativo, ya que los docentes pueden ajustar actividades y proyectos en función del desempeño individual de cada estudiante. Es un componente fundamental en el trabajo por unidades o proyectos de aprendizaje, y en la implementación de estrategias pedagógicas que respondan a las necesidades específicas de los estudiantes.  </w:t>
+              <w:t xml:space="preserve">La evaluación formativa está alineada con el enfoque por competencias, ya que permite a los docentes monitorear el desarrollo progresivo de las competencias en los estudiantes. Esta evaluación proporciona información clave para adaptar el proceso de enseñanza en tiempo real, de acuerdo con las metas establecidas en los estándares de aprendizaje. Además, facilita la personalización del proceso educativo, ya que los docentes pueden ajustar actividades y proyectos en función del desempeño individual de cada estudiante. Es un componente fundamental en el trabajo por unidades o proyectos de aprendizaje, y en la implementación de estrategias pedagógicas que respondan a las necesidades específicas de los estudiantes.  </w:t>
             </w:r>
           </w:p>
         </w:tc>
@@ -21323,25 +21294,7 @@
                 <w:color w:val="000000" w:themeColor="text1"/>
                 <w:lang w:val="es-ES"/>
               </w:rPr>
-              <w:t xml:space="preserve">Módulos de emprendimiento- </w:t>
-            </w:r>
-            <w:proofErr w:type="spellStart"/>
-            <w:r>
-              <w:rPr>
-                <w:rFonts w:ascii="Arial Nova Cond Light" w:hAnsi="Arial Nova Cond Light"/>
-                <w:color w:val="000000" w:themeColor="text1"/>
-                <w:lang w:val="es-ES"/>
-              </w:rPr>
-              <w:t>World</w:t>
-            </w:r>
-            <w:proofErr w:type="spellEnd"/>
-            <w:r>
-              <w:rPr>
-                <w:rFonts w:ascii="Arial Nova Cond Light" w:hAnsi="Arial Nova Cond Light"/>
-                <w:color w:val="000000" w:themeColor="text1"/>
-                <w:lang w:val="es-ES"/>
-              </w:rPr>
-              <w:t xml:space="preserve"> Visión Perú </w:t>
+              <w:t xml:space="preserve">Módulos de emprendimiento- World Visión Perú </w:t>
             </w:r>
             <w:r>
               <w:rPr>
@@ -21389,25 +21342,7 @@
                 <w:color w:val="000000" w:themeColor="text1"/>
                 <w:lang w:val="es-ES"/>
               </w:rPr>
-              <w:t xml:space="preserve">Módulos de emprendimiento </w:t>
-            </w:r>
-            <w:proofErr w:type="spellStart"/>
-            <w:r>
-              <w:rPr>
-                <w:rFonts w:ascii="Arial Nova Cond Light" w:hAnsi="Arial Nova Cond Light"/>
-                <w:color w:val="000000" w:themeColor="text1"/>
-                <w:lang w:val="es-ES"/>
-              </w:rPr>
-              <w:t>World</w:t>
-            </w:r>
-            <w:proofErr w:type="spellEnd"/>
-            <w:r>
-              <w:rPr>
-                <w:rFonts w:ascii="Arial Nova Cond Light" w:hAnsi="Arial Nova Cond Light"/>
-                <w:color w:val="000000" w:themeColor="text1"/>
-                <w:lang w:val="es-ES"/>
-              </w:rPr>
-              <w:t xml:space="preserve"> Visión Perú </w:t>
+              <w:t xml:space="preserve">Módulos de emprendimiento World Visión Perú </w:t>
             </w:r>
             <w:r>
               <w:rPr>
@@ -21503,27 +21438,7 @@
                 <w:kern w:val="0"/>
                 <w14:ligatures w14:val="none"/>
               </w:rPr>
-              <w:t xml:space="preserve">Minedu (2016). Programa curricular de educación secundaria. Resolución Ministerial </w:t>
-            </w:r>
-            <w:proofErr w:type="spellStart"/>
-            <w:r>
-              <w:rPr>
-                <w:rFonts w:ascii="Arial Nova Cond Light" w:eastAsia="Calibri" w:hAnsi="Arial Nova Cond Light" w:cs="Calibri Light"/>
-                <w:color w:val="000000" w:themeColor="text1"/>
-                <w:kern w:val="0"/>
-                <w14:ligatures w14:val="none"/>
-              </w:rPr>
-              <w:t>N°</w:t>
-            </w:r>
-            <w:proofErr w:type="spellEnd"/>
-            <w:r>
-              <w:rPr>
-                <w:rFonts w:ascii="Arial Nova Cond Light" w:eastAsia="Calibri" w:hAnsi="Arial Nova Cond Light" w:cs="Calibri Light"/>
-                <w:color w:val="000000" w:themeColor="text1"/>
-                <w:kern w:val="0"/>
-                <w14:ligatures w14:val="none"/>
-              </w:rPr>
-              <w:t xml:space="preserve"> 649-2016-Minedu. </w:t>
+              <w:t xml:space="preserve">Minedu (2016). Programa curricular de educación secundaria. Resolución Ministerial N° 649-2016-Minedu. </w:t>
             </w:r>
           </w:p>
           <w:p>
@@ -21550,27 +21465,7 @@
                 <w:kern w:val="0"/>
                 <w14:ligatures w14:val="none"/>
               </w:rPr>
-              <w:t xml:space="preserve">Minedu (2016). Currículo Nacional de la educación básica. Resolución Ministerial </w:t>
-            </w:r>
-            <w:proofErr w:type="spellStart"/>
-            <w:r>
-              <w:rPr>
-                <w:rFonts w:ascii="Arial Nova Cond Light" w:eastAsia="Calibri" w:hAnsi="Arial Nova Cond Light" w:cs="Calibri Light"/>
-                <w:color w:val="000000" w:themeColor="text1"/>
-                <w:kern w:val="0"/>
-                <w14:ligatures w14:val="none"/>
-              </w:rPr>
-              <w:t>N°</w:t>
-            </w:r>
-            <w:proofErr w:type="spellEnd"/>
-            <w:r>
-              <w:rPr>
-                <w:rFonts w:ascii="Arial Nova Cond Light" w:eastAsia="Calibri" w:hAnsi="Arial Nova Cond Light" w:cs="Calibri Light"/>
-                <w:color w:val="000000" w:themeColor="text1"/>
-                <w:kern w:val="0"/>
-                <w14:ligatures w14:val="none"/>
-              </w:rPr>
-              <w:t xml:space="preserve"> 281-2016-Minedu y su modificatoria. </w:t>
+              <w:t xml:space="preserve">Minedu (2016). Currículo Nacional de la educación básica. Resolución Ministerial N° 281-2016-Minedu y su modificatoria. </w:t>
             </w:r>
           </w:p>
           <w:p>
@@ -22133,7 +22028,7 @@
 </file>
 
 <file path=word/endnotes.xml><?xml version="1.0" encoding="utf-8"?>
-<w:endnotes xmlns:wpc="http://schemas.microsoft.com/office/word/2010/wordprocessingCanvas" xmlns:cx="http://schemas.microsoft.com/office/drawing/2014/chartex" xmlns:cx1="http://schemas.microsoft.com/office/drawing/2015/9/8/chartex" xmlns:cx2="http://schemas.microsoft.com/office/drawing/2015/10/21/chartex" xmlns:cx3="http://schemas.microsoft.com/office/drawing/2016/5/9/chartex" xmlns:cx4="http://schemas.microsoft.com/office/drawing/2016/5/10/chartex" xmlns:cx5="http://schemas.microsoft.com/office/drawing/2016/5/11/chartex" xmlns:cx6="http://schemas.microsoft.com/office/drawing/2016/5/12/chartex" xmlns:cx7="http://schemas.microsoft.com/office/drawing/2016/5/13/chartex" xmlns:cx8="http://schemas.microsoft.com/office/drawing/2016/5/14/chartex" xmlns:mc="http://schemas.openxmlformats.org/markup-compatibility/2006" xmlns:aink="http://schemas.microsoft.com/office/drawing/2016/ink" xmlns:am3d="http://schemas.microsoft.com/office/drawing/2017/model3d" xmlns:o="urn:schemas-microsoft-com:office:office" xmlns:oel="http://schemas.microsoft.com/office/2019/extlst" xmlns:r="http://schemas.openxmlformats.org/officeDocument/2006/relationships" xmlns:m="http://schemas.openxmlformats.org/officeDocument/2006/math" xmlns:v="urn:schemas-microsoft-com:vml" xmlns:wp14="http://schemas.microsoft.com/office/word/2010/wordprocessingDrawing" xmlns:wp="http://schemas.openxmlformats.org/drawingml/2006/wordprocessingDrawing" xmlns:w10="urn:schemas-microsoft-com:office:word" xmlns:w="http://schemas.openxmlformats.org/wordprocessingml/2006/main" xmlns:w14="http://schemas.microsoft.com/office/word/2010/wordml" xmlns:w15="http://schemas.microsoft.com/office/word/2012/wordml" xmlns:w16cex="http://schemas.microsoft.com/office/word/2018/wordml/cex" xmlns:w16cid="http://schemas.microsoft.com/office/word/2016/wordml/cid" xmlns:w16="http://schemas.microsoft.com/office/word/2018/wordml" xmlns:w16du="http://schemas.microsoft.com/office/word/2023/wordml/word16du" xmlns:w16sdtdh="http://schemas.microsoft.com/office/word/2020/wordml/sdtdatahash" xmlns:w16se="http://schemas.microsoft.com/office/word/2015/wordml/symex" xmlns:wpg="http://schemas.microsoft.com/office/word/2010/wordprocessingGroup" xmlns:wpi="http://schemas.microsoft.com/office/word/2010/wordprocessingInk" xmlns:wne="http://schemas.microsoft.com/office/word/2006/wordml" xmlns:wps="http://schemas.microsoft.com/office/word/2010/wordprocessingShape" mc:Ignorable="w14 w15 w16se w16cid w16 w16cex w16sdtdh w16du wp14">
+<w:endnotes xmlns:wpc="http://schemas.microsoft.com/office/word/2010/wordprocessingCanvas" xmlns:cx="http://schemas.microsoft.com/office/drawing/2014/chartex" xmlns:cx1="http://schemas.microsoft.com/office/drawing/2015/9/8/chartex" xmlns:cx2="http://schemas.microsoft.com/office/drawing/2015/10/21/chartex" xmlns:cx3="http://schemas.microsoft.com/office/drawing/2016/5/9/chartex" xmlns:cx4="http://schemas.microsoft.com/office/drawing/2016/5/10/chartex" xmlns:cx5="http://schemas.microsoft.com/office/drawing/2016/5/11/chartex" xmlns:cx6="http://schemas.microsoft.com/office/drawing/2016/5/12/chartex" xmlns:cx7="http://schemas.microsoft.com/office/drawing/2016/5/13/chartex" xmlns:cx8="http://schemas.microsoft.com/office/drawing/2016/5/14/chartex" xmlns:mc="http://schemas.openxmlformats.org/markup-compatibility/2006" xmlns:aink="http://schemas.microsoft.com/office/drawing/2016/ink" xmlns:am3d="http://schemas.microsoft.com/office/drawing/2017/model3d" xmlns:o="urn:schemas-microsoft-com:office:office" xmlns:oel="http://schemas.microsoft.com/office/2019/extlst" xmlns:r="http://schemas.openxmlformats.org/officeDocument/2006/relationships" xmlns:m="http://schemas.openxmlformats.org/officeDocument/2006/math" xmlns:v="urn:schemas-microsoft-com:vml" xmlns:wp14="http://schemas.microsoft.com/office/word/2010/wordprocessingDrawing" xmlns:wp="http://schemas.openxmlformats.org/drawingml/2006/wordprocessingDrawing" xmlns:w10="urn:schemas-microsoft-com:office:word" xmlns:w="http://schemas.openxmlformats.org/wordprocessingml/2006/main" xmlns:w14="http://schemas.microsoft.com/office/word/2010/wordml" xmlns:w15="http://schemas.microsoft.com/office/word/2012/wordml" xmlns:w16cex="http://schemas.microsoft.com/office/word/2018/wordml/cex" xmlns:w16cid="http://schemas.microsoft.com/office/word/2016/wordml/cid" xmlns:w16="http://schemas.microsoft.com/office/word/2018/wordml" xmlns:w16du="http://schemas.microsoft.com/office/word/2023/wordml/word16du" xmlns:w16sdtdh="http://schemas.microsoft.com/office/word/2020/wordml/sdtdatahash" xmlns:w16sdtfl="http://schemas.microsoft.com/office/word/2024/wordml/sdtformatlock" xmlns:w16se="http://schemas.microsoft.com/office/word/2015/wordml/symex" xmlns:wpg="http://schemas.microsoft.com/office/word/2010/wordprocessingGroup" xmlns:wpi="http://schemas.microsoft.com/office/word/2010/wordprocessingInk" xmlns:wne="http://schemas.microsoft.com/office/word/2006/wordml" xmlns:wps="http://schemas.microsoft.com/office/word/2010/wordprocessingShape" mc:Ignorable="w14 w15 w16se w16cid w16 w16cex w16sdtdh w16sdtfl w16du wp14">
   <w:endnote w:type="separator" w:id="-1">
     <w:p>
       <w:pPr>
@@ -22158,7 +22053,7 @@
 </file>
 
 <file path=word/footer1.xml><?xml version="1.0" encoding="utf-8"?>
-<w:ftr xmlns:wpc="http://schemas.microsoft.com/office/word/2010/wordprocessingCanvas" xmlns:cx="http://schemas.microsoft.com/office/drawing/2014/chartex" xmlns:cx1="http://schemas.microsoft.com/office/drawing/2015/9/8/chartex" xmlns:cx2="http://schemas.microsoft.com/office/drawing/2015/10/21/chartex" xmlns:cx3="http://schemas.microsoft.com/office/drawing/2016/5/9/chartex" xmlns:cx4="http://schemas.microsoft.com/office/drawing/2016/5/10/chartex" xmlns:cx5="http://schemas.microsoft.com/office/drawing/2016/5/11/chartex" xmlns:cx6="http://schemas.microsoft.com/office/drawing/2016/5/12/chartex" xmlns:cx7="http://schemas.microsoft.com/office/drawing/2016/5/13/chartex" xmlns:cx8="http://schemas.microsoft.com/office/drawing/2016/5/14/chartex" xmlns:mc="http://schemas.openxmlformats.org/markup-compatibility/2006" xmlns:aink="http://schemas.microsoft.com/office/drawing/2016/ink" xmlns:am3d="http://schemas.microsoft.com/office/drawing/2017/model3d" xmlns:o="urn:schemas-microsoft-com:office:office" xmlns:oel="http://schemas.microsoft.com/office/2019/extlst" xmlns:r="http://schemas.openxmlformats.org/officeDocument/2006/relationships" xmlns:m="http://schemas.openxmlformats.org/officeDocument/2006/math" xmlns:v="urn:schemas-microsoft-com:vml" xmlns:wp14="http://schemas.microsoft.com/office/word/2010/wordprocessingDrawing" xmlns:wp="http://schemas.openxmlformats.org/drawingml/2006/wordprocessingDrawing" xmlns:w10="urn:schemas-microsoft-com:office:word" xmlns:w="http://schemas.openxmlformats.org/wordprocessingml/2006/main" xmlns:w14="http://schemas.microsoft.com/office/word/2010/wordml" xmlns:w15="http://schemas.microsoft.com/office/word/2012/wordml" xmlns:w16cex="http://schemas.microsoft.com/office/word/2018/wordml/cex" xmlns:w16cid="http://schemas.microsoft.com/office/word/2016/wordml/cid" xmlns:w16="http://schemas.microsoft.com/office/word/2018/wordml" xmlns:w16du="http://schemas.microsoft.com/office/word/2023/wordml/word16du" xmlns:w16sdtdh="http://schemas.microsoft.com/office/word/2020/wordml/sdtdatahash" xmlns:w16se="http://schemas.microsoft.com/office/word/2015/wordml/symex" xmlns:wpg="http://schemas.microsoft.com/office/word/2010/wordprocessingGroup" xmlns:wpi="http://schemas.microsoft.com/office/word/2010/wordprocessingInk" xmlns:wne="http://schemas.microsoft.com/office/word/2006/wordml" xmlns:wps="http://schemas.microsoft.com/office/word/2010/wordprocessingShape" mc:Ignorable="w14 w15 w16se w16cid w16 w16cex w16sdtdh w16du wp14">
+<w:ftr xmlns:wpc="http://schemas.microsoft.com/office/word/2010/wordprocessingCanvas" xmlns:cx="http://schemas.microsoft.com/office/drawing/2014/chartex" xmlns:cx1="http://schemas.microsoft.com/office/drawing/2015/9/8/chartex" xmlns:cx2="http://schemas.microsoft.com/office/drawing/2015/10/21/chartex" xmlns:cx3="http://schemas.microsoft.com/office/drawing/2016/5/9/chartex" xmlns:cx4="http://schemas.microsoft.com/office/drawing/2016/5/10/chartex" xmlns:cx5="http://schemas.microsoft.com/office/drawing/2016/5/11/chartex" xmlns:cx6="http://schemas.microsoft.com/office/drawing/2016/5/12/chartex" xmlns:cx7="http://schemas.microsoft.com/office/drawing/2016/5/13/chartex" xmlns:cx8="http://schemas.microsoft.com/office/drawing/2016/5/14/chartex" xmlns:mc="http://schemas.openxmlformats.org/markup-compatibility/2006" xmlns:aink="http://schemas.microsoft.com/office/drawing/2016/ink" xmlns:am3d="http://schemas.microsoft.com/office/drawing/2017/model3d" xmlns:o="urn:schemas-microsoft-com:office:office" xmlns:oel="http://schemas.microsoft.com/office/2019/extlst" xmlns:r="http://schemas.openxmlformats.org/officeDocument/2006/relationships" xmlns:m="http://schemas.openxmlformats.org/officeDocument/2006/math" xmlns:v="urn:schemas-microsoft-com:vml" xmlns:wp14="http://schemas.microsoft.com/office/word/2010/wordprocessingDrawing" xmlns:wp="http://schemas.openxmlformats.org/drawingml/2006/wordprocessingDrawing" xmlns:w10="urn:schemas-microsoft-com:office:word" xmlns:w="http://schemas.openxmlformats.org/wordprocessingml/2006/main" xmlns:w14="http://schemas.microsoft.com/office/word/2010/wordml" xmlns:w15="http://schemas.microsoft.com/office/word/2012/wordml" xmlns:w16cex="http://schemas.microsoft.com/office/word/2018/wordml/cex" xmlns:w16cid="http://schemas.microsoft.com/office/word/2016/wordml/cid" xmlns:w16="http://schemas.microsoft.com/office/word/2018/wordml" xmlns:w16du="http://schemas.microsoft.com/office/word/2023/wordml/word16du" xmlns:w16sdtdh="http://schemas.microsoft.com/office/word/2020/wordml/sdtdatahash" xmlns:w16sdtfl="http://schemas.microsoft.com/office/word/2024/wordml/sdtformatlock" xmlns:w16se="http://schemas.microsoft.com/office/word/2015/wordml/symex" xmlns:wpg="http://schemas.microsoft.com/office/word/2010/wordprocessingGroup" xmlns:wpi="http://schemas.microsoft.com/office/word/2010/wordprocessingInk" xmlns:wne="http://schemas.microsoft.com/office/word/2006/wordml" xmlns:wps="http://schemas.microsoft.com/office/word/2010/wordprocessingShape" mc:Ignorable="w14 w15 w16se w16cid w16 w16cex w16sdtdh w16sdtfl w16du wp14">
   <w:p>
     <w:pPr>
       <w:pStyle w:val="Piedepgina"/>
@@ -22619,7 +22514,7 @@
 </file>
 
 <file path=word/footnotes.xml><?xml version="1.0" encoding="utf-8"?>
-<w:footnotes xmlns:wpc="http://schemas.microsoft.com/office/word/2010/wordprocessingCanvas" xmlns:cx="http://schemas.microsoft.com/office/drawing/2014/chartex" xmlns:cx1="http://schemas.microsoft.com/office/drawing/2015/9/8/chartex" xmlns:cx2="http://schemas.microsoft.com/office/drawing/2015/10/21/chartex" xmlns:cx3="http://schemas.microsoft.com/office/drawing/2016/5/9/chartex" xmlns:cx4="http://schemas.microsoft.com/office/drawing/2016/5/10/chartex" xmlns:cx5="http://schemas.microsoft.com/office/drawing/2016/5/11/chartex" xmlns:cx6="http://schemas.microsoft.com/office/drawing/2016/5/12/chartex" xmlns:cx7="http://schemas.microsoft.com/office/drawing/2016/5/13/chartex" xmlns:cx8="http://schemas.microsoft.com/office/drawing/2016/5/14/chartex" xmlns:mc="http://schemas.openxmlformats.org/markup-compatibility/2006" xmlns:aink="http://schemas.microsoft.com/office/drawing/2016/ink" xmlns:am3d="http://schemas.microsoft.com/office/drawing/2017/model3d" xmlns:o="urn:schemas-microsoft-com:office:office" xmlns:oel="http://schemas.microsoft.com/office/2019/extlst" xmlns:r="http://schemas.openxmlformats.org/officeDocument/2006/relationships" xmlns:m="http://schemas.openxmlformats.org/officeDocument/2006/math" xmlns:v="urn:schemas-microsoft-com:vml" xmlns:wp14="http://schemas.microsoft.com/office/word/2010/wordprocessingDrawing" xmlns:wp="http://schemas.openxmlformats.org/drawingml/2006/wordprocessingDrawing" xmlns:w10="urn:schemas-microsoft-com:office:word" xmlns:w="http://schemas.openxmlformats.org/wordprocessingml/2006/main" xmlns:w14="http://schemas.microsoft.com/office/word/2010/wordml" xmlns:w15="http://schemas.microsoft.com/office/word/2012/wordml" xmlns:w16cex="http://schemas.microsoft.com/office/word/2018/wordml/cex" xmlns:w16cid="http://schemas.microsoft.com/office/word/2016/wordml/cid" xmlns:w16="http://schemas.microsoft.com/office/word/2018/wordml" xmlns:w16du="http://schemas.microsoft.com/office/word/2023/wordml/word16du" xmlns:w16sdtdh="http://schemas.microsoft.com/office/word/2020/wordml/sdtdatahash" xmlns:w16se="http://schemas.microsoft.com/office/word/2015/wordml/symex" xmlns:wpg="http://schemas.microsoft.com/office/word/2010/wordprocessingGroup" xmlns:wpi="http://schemas.microsoft.com/office/word/2010/wordprocessingInk" xmlns:wne="http://schemas.microsoft.com/office/word/2006/wordml" xmlns:wps="http://schemas.microsoft.com/office/word/2010/wordprocessingShape" mc:Ignorable="w14 w15 w16se w16cid w16 w16cex w16sdtdh w16du wp14">
+<w:footnotes xmlns:wpc="http://schemas.microsoft.com/office/word/2010/wordprocessingCanvas" xmlns:cx="http://schemas.microsoft.com/office/drawing/2014/chartex" xmlns:cx1="http://schemas.microsoft.com/office/drawing/2015/9/8/chartex" xmlns:cx2="http://schemas.microsoft.com/office/drawing/2015/10/21/chartex" xmlns:cx3="http://schemas.microsoft.com/office/drawing/2016/5/9/chartex" xmlns:cx4="http://schemas.microsoft.com/office/drawing/2016/5/10/chartex" xmlns:cx5="http://schemas.microsoft.com/office/drawing/2016/5/11/chartex" xmlns:cx6="http://schemas.microsoft.com/office/drawing/2016/5/12/chartex" xmlns:cx7="http://schemas.microsoft.com/office/drawing/2016/5/13/chartex" xmlns:cx8="http://schemas.microsoft.com/office/drawing/2016/5/14/chartex" xmlns:mc="http://schemas.openxmlformats.org/markup-compatibility/2006" xmlns:aink="http://schemas.microsoft.com/office/drawing/2016/ink" xmlns:am3d="http://schemas.microsoft.com/office/drawing/2017/model3d" xmlns:o="urn:schemas-microsoft-com:office:office" xmlns:oel="http://schemas.microsoft.com/office/2019/extlst" xmlns:r="http://schemas.openxmlformats.org/officeDocument/2006/relationships" xmlns:m="http://schemas.openxmlformats.org/officeDocument/2006/math" xmlns:v="urn:schemas-microsoft-com:vml" xmlns:wp14="http://schemas.microsoft.com/office/word/2010/wordprocessingDrawing" xmlns:wp="http://schemas.openxmlformats.org/drawingml/2006/wordprocessingDrawing" xmlns:w10="urn:schemas-microsoft-com:office:word" xmlns:w="http://schemas.openxmlformats.org/wordprocessingml/2006/main" xmlns:w14="http://schemas.microsoft.com/office/word/2010/wordml" xmlns:w15="http://schemas.microsoft.com/office/word/2012/wordml" xmlns:w16cex="http://schemas.microsoft.com/office/word/2018/wordml/cex" xmlns:w16cid="http://schemas.microsoft.com/office/word/2016/wordml/cid" xmlns:w16="http://schemas.microsoft.com/office/word/2018/wordml" xmlns:w16du="http://schemas.microsoft.com/office/word/2023/wordml/word16du" xmlns:w16sdtdh="http://schemas.microsoft.com/office/word/2020/wordml/sdtdatahash" xmlns:w16sdtfl="http://schemas.microsoft.com/office/word/2024/wordml/sdtformatlock" xmlns:w16se="http://schemas.microsoft.com/office/word/2015/wordml/symex" xmlns:wpg="http://schemas.microsoft.com/office/word/2010/wordprocessingGroup" xmlns:wpi="http://schemas.microsoft.com/office/word/2010/wordprocessingInk" xmlns:wne="http://schemas.microsoft.com/office/word/2006/wordml" xmlns:wps="http://schemas.microsoft.com/office/word/2010/wordprocessingShape" mc:Ignorable="w14 w15 w16se w16cid w16 w16cex w16sdtdh w16sdtfl w16du wp14">
   <w:footnote w:type="separator" w:id="-1">
     <w:p>
       <w:pPr>
@@ -22644,7 +22539,7 @@
 </file>
 
 <file path=word/header1.xml><?xml version="1.0" encoding="utf-8"?>
-<w:hdr xmlns:wpc="http://schemas.microsoft.com/office/word/2010/wordprocessingCanvas" xmlns:cx="http://schemas.microsoft.com/office/drawing/2014/chartex" xmlns:cx1="http://schemas.microsoft.com/office/drawing/2015/9/8/chartex" xmlns:cx2="http://schemas.microsoft.com/office/drawing/2015/10/21/chartex" xmlns:cx3="http://schemas.microsoft.com/office/drawing/2016/5/9/chartex" xmlns:cx4="http://schemas.microsoft.com/office/drawing/2016/5/10/chartex" xmlns:cx5="http://schemas.microsoft.com/office/drawing/2016/5/11/chartex" xmlns:cx6="http://schemas.microsoft.com/office/drawing/2016/5/12/chartex" xmlns:cx7="http://schemas.microsoft.com/office/drawing/2016/5/13/chartex" xmlns:cx8="http://schemas.microsoft.com/office/drawing/2016/5/14/chartex" xmlns:mc="http://schemas.openxmlformats.org/markup-compatibility/2006" xmlns:aink="http://schemas.microsoft.com/office/drawing/2016/ink" xmlns:am3d="http://schemas.microsoft.com/office/drawing/2017/model3d" xmlns:o="urn:schemas-microsoft-com:office:office" xmlns:oel="http://schemas.microsoft.com/office/2019/extlst" xmlns:r="http://schemas.openxmlformats.org/officeDocument/2006/relationships" xmlns:m="http://schemas.openxmlformats.org/officeDocument/2006/math" xmlns:v="urn:schemas-microsoft-com:vml" xmlns:wp14="http://schemas.microsoft.com/office/word/2010/wordprocessingDrawing" xmlns:wp="http://schemas.openxmlformats.org/drawingml/2006/wordprocessingDrawing" xmlns:w10="urn:schemas-microsoft-com:office:word" xmlns:w="http://schemas.openxmlformats.org/wordprocessingml/2006/main" xmlns:w14="http://schemas.microsoft.com/office/word/2010/wordml" xmlns:w15="http://schemas.microsoft.com/office/word/2012/wordml" xmlns:w16cex="http://schemas.microsoft.com/office/word/2018/wordml/cex" xmlns:w16cid="http://schemas.microsoft.com/office/word/2016/wordml/cid" xmlns:w16="http://schemas.microsoft.com/office/word/2018/wordml" xmlns:w16du="http://schemas.microsoft.com/office/word/2023/wordml/word16du" xmlns:w16sdtdh="http://schemas.microsoft.com/office/word/2020/wordml/sdtdatahash" xmlns:w16se="http://schemas.microsoft.com/office/word/2015/wordml/symex" xmlns:wpg="http://schemas.microsoft.com/office/word/2010/wordprocessingGroup" xmlns:wpi="http://schemas.microsoft.com/office/word/2010/wordprocessingInk" xmlns:wne="http://schemas.microsoft.com/office/word/2006/wordml" xmlns:wps="http://schemas.microsoft.com/office/word/2010/wordprocessingShape" mc:Ignorable="w14 w15 w16se w16cid w16 w16cex w16sdtdh w16du wp14">
+<w:hdr xmlns:wpc="http://schemas.microsoft.com/office/word/2010/wordprocessingCanvas" xmlns:cx="http://schemas.microsoft.com/office/drawing/2014/chartex" xmlns:cx1="http://schemas.microsoft.com/office/drawing/2015/9/8/chartex" xmlns:cx2="http://schemas.microsoft.com/office/drawing/2015/10/21/chartex" xmlns:cx3="http://schemas.microsoft.com/office/drawing/2016/5/9/chartex" xmlns:cx4="http://schemas.microsoft.com/office/drawing/2016/5/10/chartex" xmlns:cx5="http://schemas.microsoft.com/office/drawing/2016/5/11/chartex" xmlns:cx6="http://schemas.microsoft.com/office/drawing/2016/5/12/chartex" xmlns:cx7="http://schemas.microsoft.com/office/drawing/2016/5/13/chartex" xmlns:cx8="http://schemas.microsoft.com/office/drawing/2016/5/14/chartex" xmlns:mc="http://schemas.openxmlformats.org/markup-compatibility/2006" xmlns:aink="http://schemas.microsoft.com/office/drawing/2016/ink" xmlns:am3d="http://schemas.microsoft.com/office/drawing/2017/model3d" xmlns:o="urn:schemas-microsoft-com:office:office" xmlns:oel="http://schemas.microsoft.com/office/2019/extlst" xmlns:r="http://schemas.openxmlformats.org/officeDocument/2006/relationships" xmlns:m="http://schemas.openxmlformats.org/officeDocument/2006/math" xmlns:v="urn:schemas-microsoft-com:vml" xmlns:wp14="http://schemas.microsoft.com/office/word/2010/wordprocessingDrawing" xmlns:wp="http://schemas.openxmlformats.org/drawingml/2006/wordprocessingDrawing" xmlns:w10="urn:schemas-microsoft-com:office:word" xmlns:w="http://schemas.openxmlformats.org/wordprocessingml/2006/main" xmlns:w14="http://schemas.microsoft.com/office/word/2010/wordml" xmlns:w15="http://schemas.microsoft.com/office/word/2012/wordml" xmlns:w16cex="http://schemas.microsoft.com/office/word/2018/wordml/cex" xmlns:w16cid="http://schemas.microsoft.com/office/word/2016/wordml/cid" xmlns:w16="http://schemas.microsoft.com/office/word/2018/wordml" xmlns:w16du="http://schemas.microsoft.com/office/word/2023/wordml/word16du" xmlns:w16sdtdh="http://schemas.microsoft.com/office/word/2020/wordml/sdtdatahash" xmlns:w16sdtfl="http://schemas.microsoft.com/office/word/2024/wordml/sdtformatlock" xmlns:w16se="http://schemas.microsoft.com/office/word/2015/wordml/symex" xmlns:wpg="http://schemas.microsoft.com/office/word/2010/wordprocessingGroup" xmlns:wpi="http://schemas.microsoft.com/office/word/2010/wordprocessingInk" xmlns:wne="http://schemas.microsoft.com/office/word/2006/wordml" xmlns:wps="http://schemas.microsoft.com/office/word/2010/wordprocessingShape" mc:Ignorable="w14 w15 w16se w16cid w16 w16cex w16sdtdh w16sdtfl w16du wp14">
   <w:tbl>
     <w:tblPr>
       <w:tblStyle w:val="Tablaconcuadrcula"/>
@@ -22934,7 +22829,7 @@
 </file>
 
 <file path=word/numbering.xml><?xml version="1.0" encoding="utf-8"?>
-<w:numbering xmlns:wpc="http://schemas.microsoft.com/office/word/2010/wordprocessingCanvas" xmlns:cx="http://schemas.microsoft.com/office/drawing/2014/chartex" xmlns:cx1="http://schemas.microsoft.com/office/drawing/2015/9/8/chartex" xmlns:cx2="http://schemas.microsoft.com/office/drawing/2015/10/21/chartex" xmlns:cx3="http://schemas.microsoft.com/office/drawing/2016/5/9/chartex" xmlns:cx4="http://schemas.microsoft.com/office/drawing/2016/5/10/chartex" xmlns:cx5="http://schemas.microsoft.com/office/drawing/2016/5/11/chartex" xmlns:cx6="http://schemas.microsoft.com/office/drawing/2016/5/12/chartex" xmlns:cx7="http://schemas.microsoft.com/office/drawing/2016/5/13/chartex" xmlns:cx8="http://schemas.microsoft.com/office/drawing/2016/5/14/chartex" xmlns:mc="http://schemas.openxmlformats.org/markup-compatibility/2006" xmlns:aink="http://schemas.microsoft.com/office/drawing/2016/ink" xmlns:am3d="http://schemas.microsoft.com/office/drawing/2017/model3d" xmlns:o="urn:schemas-microsoft-com:office:office" xmlns:oel="http://schemas.microsoft.com/office/2019/extlst" xmlns:r="http://schemas.openxmlformats.org/officeDocument/2006/relationships" xmlns:m="http://schemas.openxmlformats.org/officeDocument/2006/math" xmlns:v="urn:schemas-microsoft-com:vml" xmlns:wp14="http://schemas.microsoft.com/office/word/2010/wordprocessingDrawing" xmlns:wp="http://schemas.openxmlformats.org/drawingml/2006/wordprocessingDrawing" xmlns:w10="urn:schemas-microsoft-com:office:word" xmlns:w="http://schemas.openxmlformats.org/wordprocessingml/2006/main" xmlns:w14="http://schemas.microsoft.com/office/word/2010/wordml" xmlns:w15="http://schemas.microsoft.com/office/word/2012/wordml" xmlns:w16cex="http://schemas.microsoft.com/office/word/2018/wordml/cex" xmlns:w16cid="http://schemas.microsoft.com/office/word/2016/wordml/cid" xmlns:w16="http://schemas.microsoft.com/office/word/2018/wordml" xmlns:w16du="http://schemas.microsoft.com/office/word/2023/wordml/word16du" xmlns:w16sdtdh="http://schemas.microsoft.com/office/word/2020/wordml/sdtdatahash" xmlns:w16se="http://schemas.microsoft.com/office/word/2015/wordml/symex" xmlns:wpg="http://schemas.microsoft.com/office/word/2010/wordprocessingGroup" xmlns:wpi="http://schemas.microsoft.com/office/word/2010/wordprocessingInk" xmlns:wne="http://schemas.microsoft.com/office/word/2006/wordml" xmlns:wps="http://schemas.microsoft.com/office/word/2010/wordprocessingShape" mc:Ignorable="w14 w15 w16se w16cid w16 w16cex w16sdtdh w16du wp14">
+<w:numbering xmlns:wpc="http://schemas.microsoft.com/office/word/2010/wordprocessingCanvas" xmlns:cx="http://schemas.microsoft.com/office/drawing/2014/chartex" xmlns:cx1="http://schemas.microsoft.com/office/drawing/2015/9/8/chartex" xmlns:cx2="http://schemas.microsoft.com/office/drawing/2015/10/21/chartex" xmlns:cx3="http://schemas.microsoft.com/office/drawing/2016/5/9/chartex" xmlns:cx4="http://schemas.microsoft.com/office/drawing/2016/5/10/chartex" xmlns:cx5="http://schemas.microsoft.com/office/drawing/2016/5/11/chartex" xmlns:cx6="http://schemas.microsoft.com/office/drawing/2016/5/12/chartex" xmlns:cx7="http://schemas.microsoft.com/office/drawing/2016/5/13/chartex" xmlns:cx8="http://schemas.microsoft.com/office/drawing/2016/5/14/chartex" xmlns:mc="http://schemas.openxmlformats.org/markup-compatibility/2006" xmlns:aink="http://schemas.microsoft.com/office/drawing/2016/ink" xmlns:am3d="http://schemas.microsoft.com/office/drawing/2017/model3d" xmlns:o="urn:schemas-microsoft-com:office:office" xmlns:oel="http://schemas.microsoft.com/office/2019/extlst" xmlns:r="http://schemas.openxmlformats.org/officeDocument/2006/relationships" xmlns:m="http://schemas.openxmlformats.org/officeDocument/2006/math" xmlns:v="urn:schemas-microsoft-com:vml" xmlns:wp14="http://schemas.microsoft.com/office/word/2010/wordprocessingDrawing" xmlns:wp="http://schemas.openxmlformats.org/drawingml/2006/wordprocessingDrawing" xmlns:w10="urn:schemas-microsoft-com:office:word" xmlns:w="http://schemas.openxmlformats.org/wordprocessingml/2006/main" xmlns:w14="http://schemas.microsoft.com/office/word/2010/wordml" xmlns:w15="http://schemas.microsoft.com/office/word/2012/wordml" xmlns:w16cex="http://schemas.microsoft.com/office/word/2018/wordml/cex" xmlns:w16cid="http://schemas.microsoft.com/office/word/2016/wordml/cid" xmlns:w16="http://schemas.microsoft.com/office/word/2018/wordml" xmlns:w16du="http://schemas.microsoft.com/office/word/2023/wordml/word16du" xmlns:w16sdtdh="http://schemas.microsoft.com/office/word/2020/wordml/sdtdatahash" xmlns:w16sdtfl="http://schemas.microsoft.com/office/word/2024/wordml/sdtformatlock" xmlns:w16se="http://schemas.microsoft.com/office/word/2015/wordml/symex" xmlns:wpg="http://schemas.microsoft.com/office/word/2010/wordprocessingGroup" xmlns:wpi="http://schemas.microsoft.com/office/word/2010/wordprocessingInk" xmlns:wne="http://schemas.microsoft.com/office/word/2006/wordml" xmlns:wps="http://schemas.microsoft.com/office/word/2010/wordprocessingShape" mc:Ignorable="w14 w15 w16se w16cid w16 w16cex w16sdtdh w16sdtfl w16du wp14">
   <w:abstractNum w:abstractNumId="0" w15:restartNumberingAfterBreak="0">
     <w:nsid w:val="08D86D46"/>
     <w:multiLevelType w:val="hybridMultilevel"/>
@@ -25229,7 +25124,7 @@
 </file>
 
 <file path=word/styles.xml><?xml version="1.0" encoding="utf-8"?>
-<w:styles xmlns:mc="http://schemas.openxmlformats.org/markup-compatibility/2006" xmlns:r="http://schemas.openxmlformats.org/officeDocument/2006/relationships" xmlns:w="http://schemas.openxmlformats.org/wordprocessingml/2006/main" xmlns:w14="http://schemas.microsoft.com/office/word/2010/wordml" xmlns:w15="http://schemas.microsoft.com/office/word/2012/wordml" xmlns:w16cex="http://schemas.microsoft.com/office/word/2018/wordml/cex" xmlns:w16cid="http://schemas.microsoft.com/office/word/2016/wordml/cid" xmlns:w16="http://schemas.microsoft.com/office/word/2018/wordml" xmlns:w16du="http://schemas.microsoft.com/office/word/2023/wordml/word16du" xmlns:w16sdtdh="http://schemas.microsoft.com/office/word/2020/wordml/sdtdatahash" xmlns:w16se="http://schemas.microsoft.com/office/word/2015/wordml/symex" mc:Ignorable="w14 w15 w16se w16cid w16 w16cex w16sdtdh w16du">
+<w:styles xmlns:mc="http://schemas.openxmlformats.org/markup-compatibility/2006" xmlns:r="http://schemas.openxmlformats.org/officeDocument/2006/relationships" xmlns:w="http://schemas.openxmlformats.org/wordprocessingml/2006/main" xmlns:w14="http://schemas.microsoft.com/office/word/2010/wordml" xmlns:w15="http://schemas.microsoft.com/office/word/2012/wordml" xmlns:w16cex="http://schemas.microsoft.com/office/word/2018/wordml/cex" xmlns:w16cid="http://schemas.microsoft.com/office/word/2016/wordml/cid" xmlns:w16="http://schemas.microsoft.com/office/word/2018/wordml" xmlns:w16du="http://schemas.microsoft.com/office/word/2023/wordml/word16du" xmlns:w16sdtdh="http://schemas.microsoft.com/office/word/2020/wordml/sdtdatahash" xmlns:w16sdtfl="http://schemas.microsoft.com/office/word/2024/wordml/sdtformatlock" xmlns:w16se="http://schemas.microsoft.com/office/word/2015/wordml/symex" mc:Ignorable="w14 w15 w16se w16cid w16 w16cex w16sdtdh w16sdtfl w16du">
   <w:docDefaults>
     <w:rPrDefault>
       <w:rPr>
